--- a/7_KI-Basismodule/KI-B4/KI-B4.4_Bias.docx
+++ b/7_KI-Basismodule/KI-B4/KI-B4.4_Bias.docx
@@ -1,6 +1,6 @@
 
 <file path=word/document.xml><?xml version="1.0" encoding="utf-8"?>
-<w:document xmlns:wpc="http://schemas.microsoft.com/office/word/2010/wordprocessingCanvas" xmlns:cx="http://schemas.microsoft.com/office/drawing/2014/chartex" xmlns:cx1="http://schemas.microsoft.com/office/drawing/2015/9/8/chartex" xmlns:cx2="http://schemas.microsoft.com/office/drawing/2015/10/21/chartex" xmlns:cx3="http://schemas.microsoft.com/office/drawing/2016/5/9/chartex" xmlns:cx4="http://schemas.microsoft.com/office/drawing/2016/5/10/chartex" xmlns:cx5="http://schemas.microsoft.com/office/drawing/2016/5/11/chartex" xmlns:cx6="http://schemas.microsoft.com/office/drawing/2016/5/12/chartex" xmlns:cx7="http://schemas.microsoft.com/office/drawing/2016/5/13/chartex" xmlns:cx8="http://schemas.microsoft.com/office/drawing/2016/5/14/chartex" xmlns:mc="http://schemas.openxmlformats.org/markup-compatibility/2006" xmlns:aink="http://schemas.microsoft.com/office/drawing/2016/ink" xmlns:am3d="http://schemas.microsoft.com/office/drawing/2017/model3d" xmlns:o="urn:schemas-microsoft-com:office:office" xmlns:r="http://schemas.openxmlformats.org/officeDocument/2006/relationships" xmlns:m="http://schemas.openxmlformats.org/officeDocument/2006/math" xmlns:v="urn:schemas-microsoft-com:vml" xmlns:wp14="http://schemas.microsoft.com/office/word/2010/wordprocessingDrawing" xmlns:wp="http://schemas.openxmlformats.org/drawingml/2006/wordprocessingDrawing" xmlns:w10="urn:schemas-microsoft-com:office:word" xmlns:w="http://schemas.openxmlformats.org/wordprocessingml/2006/main" xmlns:w14="http://schemas.microsoft.com/office/word/2010/wordml" xmlns:w15="http://schemas.microsoft.com/office/word/2012/wordml" xmlns:w16cex="http://schemas.microsoft.com/office/word/2018/wordml/cex" xmlns:w16cid="http://schemas.microsoft.com/office/word/2016/wordml/cid" xmlns:w16="http://schemas.microsoft.com/office/word/2018/wordml" xmlns:w16sdtdh="http://schemas.microsoft.com/office/word/2020/wordml/sdtdatahash" xmlns:w16se="http://schemas.microsoft.com/office/word/2015/wordml/symex" xmlns:wpg="http://schemas.microsoft.com/office/word/2010/wordprocessingGroup" xmlns:wpi="http://schemas.microsoft.com/office/word/2010/wordprocessingInk" xmlns:wne="http://schemas.microsoft.com/office/word/2006/wordml" xmlns:wps="http://schemas.microsoft.com/office/word/2010/wordprocessingShape" mc:Ignorable="w14 w15 w16se w16cid w16 w16cex w16sdtdh wp14">
+<w:document xmlns:wpc="http://schemas.microsoft.com/office/word/2010/wordprocessingCanvas" xmlns:cx="http://schemas.microsoft.com/office/drawing/2014/chartex" xmlns:cx1="http://schemas.microsoft.com/office/drawing/2015/9/8/chartex" xmlns:cx2="http://schemas.microsoft.com/office/drawing/2015/10/21/chartex" xmlns:cx3="http://schemas.microsoft.com/office/drawing/2016/5/9/chartex" xmlns:cx4="http://schemas.microsoft.com/office/drawing/2016/5/10/chartex" xmlns:cx5="http://schemas.microsoft.com/office/drawing/2016/5/11/chartex" xmlns:cx6="http://schemas.microsoft.com/office/drawing/2016/5/12/chartex" xmlns:cx7="http://schemas.microsoft.com/office/drawing/2016/5/13/chartex" xmlns:cx8="http://schemas.microsoft.com/office/drawing/2016/5/14/chartex" xmlns:mc="http://schemas.openxmlformats.org/markup-compatibility/2006" xmlns:aink="http://schemas.microsoft.com/office/drawing/2016/ink" xmlns:am3d="http://schemas.microsoft.com/office/drawing/2017/model3d" xmlns:o="urn:schemas-microsoft-com:office:office" xmlns:oel="http://schemas.microsoft.com/office/2019/extlst" xmlns:r="http://schemas.openxmlformats.org/officeDocument/2006/relationships" xmlns:m="http://schemas.openxmlformats.org/officeDocument/2006/math" xmlns:v="urn:schemas-microsoft-com:vml" xmlns:wp14="http://schemas.microsoft.com/office/word/2010/wordprocessingDrawing" xmlns:wp="http://schemas.openxmlformats.org/drawingml/2006/wordprocessingDrawing" xmlns:w10="urn:schemas-microsoft-com:office:word" xmlns:w="http://schemas.openxmlformats.org/wordprocessingml/2006/main" xmlns:w14="http://schemas.microsoft.com/office/word/2010/wordml" xmlns:w15="http://schemas.microsoft.com/office/word/2012/wordml" xmlns:w16cex="http://schemas.microsoft.com/office/word/2018/wordml/cex" xmlns:w16cid="http://schemas.microsoft.com/office/word/2016/wordml/cid" xmlns:w16="http://schemas.microsoft.com/office/word/2018/wordml" xmlns:w16sdtdh="http://schemas.microsoft.com/office/word/2020/wordml/sdtdatahash" xmlns:w16se="http://schemas.microsoft.com/office/word/2015/wordml/symex" xmlns:wpg="http://schemas.microsoft.com/office/word/2010/wordprocessingGroup" xmlns:wpi="http://schemas.microsoft.com/office/word/2010/wordprocessingInk" xmlns:wne="http://schemas.microsoft.com/office/word/2006/wordml" xmlns:wps="http://schemas.microsoft.com/office/word/2010/wordprocessingShape" mc:Ignorable="w14 w15 w16se w16cid w16 w16cex w16sdtdh wp14">
   <w:body>
     <w:p>
       <w:pPr>
@@ -46,6 +46,7 @@
           <w:lang w:val="de-DE"/>
         </w:rPr>
       </w:pPr>
+      <w:proofErr w:type="gramStart"/>
       <w:r>
         <w:rPr>
           <w:sz w:val="22"/>
@@ -62,6 +63,7 @@
         </w:rPr>
         <w:t>ese</w:t>
       </w:r>
+      <w:proofErr w:type="gramEnd"/>
       <w:r>
         <w:rPr>
           <w:sz w:val="22"/>
@@ -96,16 +98,16 @@
         <mc:AlternateContent>
           <mc:Choice Requires="wps">
             <w:drawing>
-              <wp:anchor distT="0" distB="0" distL="0" distR="0" simplePos="0" relativeHeight="251656704" behindDoc="0" locked="0" layoutInCell="1" allowOverlap="1" wp14:anchorId="74DD0E92" wp14:editId="1433F31B">
+              <wp:anchor distT="0" distB="0" distL="0" distR="0" simplePos="0" relativeHeight="251656704" behindDoc="0" locked="0" layoutInCell="1" allowOverlap="1" wp14:anchorId="74DD0E92" wp14:editId="48D52317">
                 <wp:simplePos x="0" y="0"/>
-                <wp:positionH relativeFrom="page">
-                  <wp:posOffset>899795</wp:posOffset>
+                <wp:positionH relativeFrom="margin">
+                  <wp:align>left</wp:align>
                 </wp:positionH>
                 <wp:positionV relativeFrom="paragraph">
-                  <wp:posOffset>374650</wp:posOffset>
+                  <wp:posOffset>372745</wp:posOffset>
                 </wp:positionV>
-                <wp:extent cx="5803900" cy="3182620"/>
-                <wp:effectExtent l="13970" t="10795" r="11430" b="6985"/>
+                <wp:extent cx="5803900" cy="3005455"/>
+                <wp:effectExtent l="0" t="0" r="25400" b="23495"/>
                 <wp:wrapTopAndBottom/>
                 <wp:docPr id="11" name="Text Box 6"/>
                 <wp:cNvGraphicFramePr>
@@ -120,7 +122,7 @@
                       <wps:spPr bwMode="auto">
                         <a:xfrm>
                           <a:off x="0" y="0"/>
-                          <a:ext cx="5803900" cy="3182620"/>
+                          <a:ext cx="5803900" cy="3005455"/>
                         </a:xfrm>
                         <a:prstGeom prst="rect">
                           <a:avLst/>
@@ -147,9 +149,18 @@
                               <w:spacing w:beforeLines="60" w:before="144" w:after="160" w:line="288" w:lineRule="auto"/>
                               <w:ind w:left="60"/>
                               <w:contextualSpacing/>
-                              <w:rPr>
-                                <w:lang w:val="de-DE"/>
-                              </w:rPr>
+                              <w:jc w:val="both"/>
+                              <w:rPr>
+                                <w:lang w:val="de-DE"/>
+                              </w:rPr>
+                              <w:pPrChange w:id="0" w:author="Imke Endjer" w:date="2023-02-22T11:50:00Z">
+                                <w:pPr>
+                                  <w:pStyle w:val="KeinLeerraum"/>
+                                  <w:spacing w:beforeLines="60" w:before="144" w:after="160" w:line="288" w:lineRule="auto"/>
+                                  <w:ind w:left="60"/>
+                                  <w:contextualSpacing/>
+                                </w:pPr>
+                              </w:pPrChange>
                             </w:pPr>
                             <w:r>
                               <w:rPr>
@@ -187,11 +198,19 @@
                               <w:pStyle w:val="KeinLeerraum"/>
                               <w:spacing w:beforeLines="60" w:before="144" w:after="160" w:line="288" w:lineRule="auto"/>
                               <w:ind w:left="60"/>
-                              <w:rPr>
-                                <w:sz w:val="21"/>
-                                <w:szCs w:val="21"/>
-                                <w:lang w:val="de-DE"/>
-                              </w:rPr>
+                              <w:jc w:val="both"/>
+                              <w:rPr>
+                                <w:sz w:val="21"/>
+                                <w:szCs w:val="21"/>
+                                <w:lang w:val="de-DE"/>
+                              </w:rPr>
+                              <w:pPrChange w:id="1" w:author="Imke Endjer" w:date="2023-02-22T11:50:00Z">
+                                <w:pPr>
+                                  <w:pStyle w:val="KeinLeerraum"/>
+                                  <w:spacing w:beforeLines="60" w:before="144" w:after="160" w:line="288" w:lineRule="auto"/>
+                                  <w:ind w:left="60"/>
+                                </w:pPr>
+                              </w:pPrChange>
                             </w:pPr>
                             <w:r>
                               <w:rPr>
@@ -206,11 +225,18 @@
                             <w:pPr>
                               <w:spacing w:beforeLines="60" w:before="144" w:after="160" w:line="288" w:lineRule="auto"/>
                               <w:ind w:left="60"/>
-                              <w:rPr>
-                                <w:sz w:val="21"/>
-                                <w:szCs w:val="21"/>
-                                <w:lang w:val="de-DE"/>
-                              </w:rPr>
+                              <w:jc w:val="both"/>
+                              <w:rPr>
+                                <w:sz w:val="21"/>
+                                <w:szCs w:val="21"/>
+                                <w:lang w:val="de-DE"/>
+                              </w:rPr>
+                              <w:pPrChange w:id="2" w:author="Imke Endjer" w:date="2023-02-22T11:50:00Z">
+                                <w:pPr>
+                                  <w:spacing w:beforeLines="60" w:before="144" w:after="160" w:line="288" w:lineRule="auto"/>
+                                  <w:ind w:left="60"/>
+                                </w:pPr>
+                              </w:pPrChange>
                             </w:pPr>
                             <w:r>
                               <w:rPr>
@@ -244,7 +270,7 @@
                 <v:stroke joinstyle="miter"/>
                 <v:path gradientshapeok="t" o:connecttype="rect"/>
               </v:shapetype>
-              <v:shape id="Text Box 6" o:spid="_x0000_s1026" type="#_x0000_t202" style="position:absolute;left:0;text-align:left;margin-left:70.85pt;margin-top:29.5pt;width:457pt;height:250.6pt;z-index:251656704;visibility:visible;mso-wrap-style:square;mso-width-percent:0;mso-height-percent:0;mso-wrap-distance-left:0;mso-wrap-distance-top:0;mso-wrap-distance-right:0;mso-wrap-distance-bottom:0;mso-position-horizontal:absolute;mso-position-horizontal-relative:page;mso-position-vertical:absolute;mso-position-vertical-relative:text;mso-width-percent:0;mso-height-percent:0;mso-width-relative:page;mso-height-relative:page;v-text-anchor:top" o:gfxdata="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" fillcolor="#ffbf00" strokeweight=".5pt">
+              <v:shape id="Text Box 6" o:spid="_x0000_s1026" type="#_x0000_t202" style="position:absolute;left:0;text-align:left;margin-left:0;margin-top:29.35pt;width:457pt;height:236.65pt;z-index:251656704;visibility:visible;mso-wrap-style:square;mso-width-percent:0;mso-height-percent:0;mso-wrap-distance-left:0;mso-wrap-distance-top:0;mso-wrap-distance-right:0;mso-wrap-distance-bottom:0;mso-position-horizontal:left;mso-position-horizontal-relative:margin;mso-position-vertical:absolute;mso-position-vertical-relative:text;mso-width-percent:0;mso-height-percent:0;mso-width-relative:page;mso-height-relative:page;v-text-anchor:top" o:gfxdata="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" fillcolor="#ffbf00" strokeweight=".5pt">
                 <v:fill opacity="32896f"/>
                 <v:textbox inset="0,0,0,0">
                   <w:txbxContent>
@@ -254,9 +280,18 @@
                         <w:spacing w:beforeLines="60" w:before="144" w:after="160" w:line="288" w:lineRule="auto"/>
                         <w:ind w:left="60"/>
                         <w:contextualSpacing/>
-                        <w:rPr>
-                          <w:lang w:val="de-DE"/>
-                        </w:rPr>
+                        <w:jc w:val="both"/>
+                        <w:rPr>
+                          <w:lang w:val="de-DE"/>
+                        </w:rPr>
+                        <w:pPrChange w:id="3" w:author="Imke Endjer" w:date="2023-02-22T11:50:00Z">
+                          <w:pPr>
+                            <w:pStyle w:val="KeinLeerraum"/>
+                            <w:spacing w:beforeLines="60" w:before="144" w:after="160" w:line="288" w:lineRule="auto"/>
+                            <w:ind w:left="60"/>
+                            <w:contextualSpacing/>
+                          </w:pPr>
+                        </w:pPrChange>
                       </w:pPr>
                       <w:r>
                         <w:rPr>
@@ -294,11 +329,19 @@
                         <w:pStyle w:val="KeinLeerraum"/>
                         <w:spacing w:beforeLines="60" w:before="144" w:after="160" w:line="288" w:lineRule="auto"/>
                         <w:ind w:left="60"/>
-                        <w:rPr>
-                          <w:sz w:val="21"/>
-                          <w:szCs w:val="21"/>
-                          <w:lang w:val="de-DE"/>
-                        </w:rPr>
+                        <w:jc w:val="both"/>
+                        <w:rPr>
+                          <w:sz w:val="21"/>
+                          <w:szCs w:val="21"/>
+                          <w:lang w:val="de-DE"/>
+                        </w:rPr>
+                        <w:pPrChange w:id="4" w:author="Imke Endjer" w:date="2023-02-22T11:50:00Z">
+                          <w:pPr>
+                            <w:pStyle w:val="KeinLeerraum"/>
+                            <w:spacing w:beforeLines="60" w:before="144" w:after="160" w:line="288" w:lineRule="auto"/>
+                            <w:ind w:left="60"/>
+                          </w:pPr>
+                        </w:pPrChange>
                       </w:pPr>
                       <w:r>
                         <w:rPr>
@@ -313,11 +356,18 @@
                       <w:pPr>
                         <w:spacing w:beforeLines="60" w:before="144" w:after="160" w:line="288" w:lineRule="auto"/>
                         <w:ind w:left="60"/>
-                        <w:rPr>
-                          <w:sz w:val="21"/>
-                          <w:szCs w:val="21"/>
-                          <w:lang w:val="de-DE"/>
-                        </w:rPr>
+                        <w:jc w:val="both"/>
+                        <w:rPr>
+                          <w:sz w:val="21"/>
+                          <w:szCs w:val="21"/>
+                          <w:lang w:val="de-DE"/>
+                        </w:rPr>
+                        <w:pPrChange w:id="5" w:author="Imke Endjer" w:date="2023-02-22T11:50:00Z">
+                          <w:pPr>
+                            <w:spacing w:beforeLines="60" w:before="144" w:after="160" w:line="288" w:lineRule="auto"/>
+                            <w:ind w:left="60"/>
+                          </w:pPr>
+                        </w:pPrChange>
                       </w:pPr>
                       <w:r>
                         <w:rPr>
@@ -330,7 +380,7 @@
                     </w:p>
                   </w:txbxContent>
                 </v:textbox>
-                <w10:wrap type="topAndBottom" anchorx="page"/>
+                <w10:wrap type="topAndBottom" anchorx="margin"/>
               </v:shape>
             </w:pict>
           </mc:Fallback>
@@ -623,7 +673,16 @@
                                 <w:szCs w:val="21"/>
                                 <w:lang w:val="de-DE"/>
                               </w:rPr>
-                              <w:t>untersuchte 2017 in einem Forschungsprojekt die damals aktuelle Gesichtserkennungssoftware großer Anbieter wie Microsoft, IBM oder Face++. Dabei stellte sie fest, dass die Software der Hersteller zwar insgesamt eine sehr hohe Genauigkeit bei der Erkennung des Geschlechts von über 90% aufwies</w:t>
+                              <w:t xml:space="preserve">untersuchte 2017 in einem Forschungsprojekt die damals aktuelle Gesichtserkennungssoftware großer Anbieter wie Microsoft, IBM oder Face++. Dabei stellte sie fest, dass die Software der Hersteller zwar insgesamt eine sehr hohe Genauigkeit bei der Erkennung des Geschlechts von über 90% </w:t>
+                            </w:r>
+                            <w:proofErr w:type="gramStart"/>
+                            <w:r>
+                              <w:rPr>
+                                <w:sz w:val="21"/>
+                                <w:szCs w:val="21"/>
+                                <w:lang w:val="de-DE"/>
+                              </w:rPr>
+                              <w:t>aufwies</w:t>
                             </w:r>
                             <w:r>
                               <w:rPr>
@@ -633,6 +692,7 @@
                               </w:rPr>
                               <w:t>en</w:t>
                             </w:r>
+                            <w:proofErr w:type="gramEnd"/>
                             <w:r>
                               <w:rPr>
                                 <w:sz w:val="21"/>
@@ -2832,11 +2892,18 @@
                             <w:pPr>
                               <w:spacing w:beforeLines="60" w:before="144" w:after="160" w:line="288" w:lineRule="auto"/>
                               <w:ind w:left="60"/>
-                              <w:rPr>
-                                <w:sz w:val="21"/>
-                                <w:szCs w:val="21"/>
-                                <w:lang w:val="de-DE"/>
-                              </w:rPr>
+                              <w:jc w:val="both"/>
+                              <w:rPr>
+                                <w:sz w:val="21"/>
+                                <w:szCs w:val="21"/>
+                                <w:lang w:val="de-DE"/>
+                              </w:rPr>
+                              <w:pPrChange w:id="6" w:author="Imke Endjer" w:date="2023-02-22T11:52:00Z">
+                                <w:pPr>
+                                  <w:spacing w:beforeLines="60" w:before="144" w:after="160" w:line="288" w:lineRule="auto"/>
+                                  <w:ind w:left="60"/>
+                                </w:pPr>
+                              </w:pPrChange>
                             </w:pPr>
                             <w:r>
                               <w:rPr>
@@ -3291,11 +3358,18 @@
                             <w:pPr>
                               <w:spacing w:beforeLines="60" w:before="144" w:after="160" w:line="288" w:lineRule="auto"/>
                               <w:ind w:left="60"/>
-                              <w:rPr>
-                                <w:sz w:val="21"/>
-                                <w:szCs w:val="21"/>
-                                <w:lang w:val="de-DE"/>
-                              </w:rPr>
+                              <w:jc w:val="both"/>
+                              <w:rPr>
+                                <w:sz w:val="21"/>
+                                <w:szCs w:val="21"/>
+                                <w:lang w:val="de-DE"/>
+                              </w:rPr>
+                              <w:pPrChange w:id="7" w:author="Imke Endjer" w:date="2023-02-22T11:52:00Z">
+                                <w:pPr>
+                                  <w:spacing w:beforeLines="60" w:before="144" w:after="160" w:line="288" w:lineRule="auto"/>
+                                  <w:ind w:left="60"/>
+                                </w:pPr>
+                              </w:pPrChange>
                             </w:pPr>
                             <w:r>
                               <w:rPr>
@@ -3350,11 +3424,18 @@
                       <w:pPr>
                         <w:spacing w:beforeLines="60" w:before="144" w:after="160" w:line="288" w:lineRule="auto"/>
                         <w:ind w:left="60"/>
-                        <w:rPr>
-                          <w:sz w:val="21"/>
-                          <w:szCs w:val="21"/>
-                          <w:lang w:val="de-DE"/>
-                        </w:rPr>
+                        <w:jc w:val="both"/>
+                        <w:rPr>
+                          <w:sz w:val="21"/>
+                          <w:szCs w:val="21"/>
+                          <w:lang w:val="de-DE"/>
+                        </w:rPr>
+                        <w:pPrChange w:id="8" w:author="Imke Endjer" w:date="2023-02-22T11:52:00Z">
+                          <w:pPr>
+                            <w:spacing w:beforeLines="60" w:before="144" w:after="160" w:line="288" w:lineRule="auto"/>
+                            <w:ind w:left="60"/>
+                          </w:pPr>
+                        </w:pPrChange>
                       </w:pPr>
                       <w:r>
                         <w:rPr>
@@ -3809,11 +3890,18 @@
                       <w:pPr>
                         <w:spacing w:beforeLines="60" w:before="144" w:after="160" w:line="288" w:lineRule="auto"/>
                         <w:ind w:left="60"/>
-                        <w:rPr>
-                          <w:sz w:val="21"/>
-                          <w:szCs w:val="21"/>
-                          <w:lang w:val="de-DE"/>
-                        </w:rPr>
+                        <w:jc w:val="both"/>
+                        <w:rPr>
+                          <w:sz w:val="21"/>
+                          <w:szCs w:val="21"/>
+                          <w:lang w:val="de-DE"/>
+                        </w:rPr>
+                        <w:pPrChange w:id="9" w:author="Imke Endjer" w:date="2023-02-22T11:52:00Z">
+                          <w:pPr>
+                            <w:spacing w:beforeLines="60" w:before="144" w:after="160" w:line="288" w:lineRule="auto"/>
+                            <w:ind w:left="60"/>
+                          </w:pPr>
+                        </w:pPrChange>
                       </w:pPr>
                       <w:r>
                         <w:rPr>
@@ -4326,7 +4414,7 @@
 </file>
 
 <file path=word/endnotes.xml><?xml version="1.0" encoding="utf-8"?>
-<w:endnotes xmlns:wpc="http://schemas.microsoft.com/office/word/2010/wordprocessingCanvas" xmlns:cx="http://schemas.microsoft.com/office/drawing/2014/chartex" xmlns:cx1="http://schemas.microsoft.com/office/drawing/2015/9/8/chartex" xmlns:cx2="http://schemas.microsoft.com/office/drawing/2015/10/21/chartex" xmlns:cx3="http://schemas.microsoft.com/office/drawing/2016/5/9/chartex" xmlns:cx4="http://schemas.microsoft.com/office/drawing/2016/5/10/chartex" xmlns:cx5="http://schemas.microsoft.com/office/drawing/2016/5/11/chartex" xmlns:cx6="http://schemas.microsoft.com/office/drawing/2016/5/12/chartex" xmlns:cx7="http://schemas.microsoft.com/office/drawing/2016/5/13/chartex" xmlns:cx8="http://schemas.microsoft.com/office/drawing/2016/5/14/chartex" xmlns:mc="http://schemas.openxmlformats.org/markup-compatibility/2006" xmlns:aink="http://schemas.microsoft.com/office/drawing/2016/ink" xmlns:am3d="http://schemas.microsoft.com/office/drawing/2017/model3d" xmlns:o="urn:schemas-microsoft-com:office:office" xmlns:r="http://schemas.openxmlformats.org/officeDocument/2006/relationships" xmlns:m="http://schemas.openxmlformats.org/officeDocument/2006/math" xmlns:v="urn:schemas-microsoft-com:vml" xmlns:wp14="http://schemas.microsoft.com/office/word/2010/wordprocessingDrawing" xmlns:wp="http://schemas.openxmlformats.org/drawingml/2006/wordprocessingDrawing" xmlns:w10="urn:schemas-microsoft-com:office:word" xmlns:w="http://schemas.openxmlformats.org/wordprocessingml/2006/main" xmlns:w14="http://schemas.microsoft.com/office/word/2010/wordml" xmlns:w15="http://schemas.microsoft.com/office/word/2012/wordml" xmlns:w16cex="http://schemas.microsoft.com/office/word/2018/wordml/cex" xmlns:w16cid="http://schemas.microsoft.com/office/word/2016/wordml/cid" xmlns:w16="http://schemas.microsoft.com/office/word/2018/wordml" xmlns:w16sdtdh="http://schemas.microsoft.com/office/word/2020/wordml/sdtdatahash" xmlns:w16se="http://schemas.microsoft.com/office/word/2015/wordml/symex" xmlns:wpg="http://schemas.microsoft.com/office/word/2010/wordprocessingGroup" xmlns:wpi="http://schemas.microsoft.com/office/word/2010/wordprocessingInk" xmlns:wne="http://schemas.microsoft.com/office/word/2006/wordml" xmlns:wps="http://schemas.microsoft.com/office/word/2010/wordprocessingShape" mc:Ignorable="w14 w15 w16se w16cid w16 w16cex w16sdtdh wp14">
+<w:endnotes xmlns:wpc="http://schemas.microsoft.com/office/word/2010/wordprocessingCanvas" xmlns:cx="http://schemas.microsoft.com/office/drawing/2014/chartex" xmlns:cx1="http://schemas.microsoft.com/office/drawing/2015/9/8/chartex" xmlns:cx2="http://schemas.microsoft.com/office/drawing/2015/10/21/chartex" xmlns:cx3="http://schemas.microsoft.com/office/drawing/2016/5/9/chartex" xmlns:cx4="http://schemas.microsoft.com/office/drawing/2016/5/10/chartex" xmlns:cx5="http://schemas.microsoft.com/office/drawing/2016/5/11/chartex" xmlns:cx6="http://schemas.microsoft.com/office/drawing/2016/5/12/chartex" xmlns:cx7="http://schemas.microsoft.com/office/drawing/2016/5/13/chartex" xmlns:cx8="http://schemas.microsoft.com/office/drawing/2016/5/14/chartex" xmlns:mc="http://schemas.openxmlformats.org/markup-compatibility/2006" xmlns:aink="http://schemas.microsoft.com/office/drawing/2016/ink" xmlns:am3d="http://schemas.microsoft.com/office/drawing/2017/model3d" xmlns:o="urn:schemas-microsoft-com:office:office" xmlns:oel="http://schemas.microsoft.com/office/2019/extlst" xmlns:r="http://schemas.openxmlformats.org/officeDocument/2006/relationships" xmlns:m="http://schemas.openxmlformats.org/officeDocument/2006/math" xmlns:v="urn:schemas-microsoft-com:vml" xmlns:wp14="http://schemas.microsoft.com/office/word/2010/wordprocessingDrawing" xmlns:wp="http://schemas.openxmlformats.org/drawingml/2006/wordprocessingDrawing" xmlns:w10="urn:schemas-microsoft-com:office:word" xmlns:w="http://schemas.openxmlformats.org/wordprocessingml/2006/main" xmlns:w14="http://schemas.microsoft.com/office/word/2010/wordml" xmlns:w15="http://schemas.microsoft.com/office/word/2012/wordml" xmlns:w16cex="http://schemas.microsoft.com/office/word/2018/wordml/cex" xmlns:w16cid="http://schemas.microsoft.com/office/word/2016/wordml/cid" xmlns:w16="http://schemas.microsoft.com/office/word/2018/wordml" xmlns:w16sdtdh="http://schemas.microsoft.com/office/word/2020/wordml/sdtdatahash" xmlns:w16se="http://schemas.microsoft.com/office/word/2015/wordml/symex" xmlns:wpg="http://schemas.microsoft.com/office/word/2010/wordprocessingGroup" xmlns:wpi="http://schemas.microsoft.com/office/word/2010/wordprocessingInk" xmlns:wne="http://schemas.microsoft.com/office/word/2006/wordml" xmlns:wps="http://schemas.microsoft.com/office/word/2010/wordprocessingShape" mc:Ignorable="w14 w15 w16se w16cid w16 w16cex w16sdtdh wp14">
   <w:endnote w:type="separator" w:id="-1">
     <w:p>
       <w:r>
@@ -4345,7 +4433,7 @@
 </file>
 
 <file path=word/footer1.xml><?xml version="1.0" encoding="utf-8"?>
-<w:ftr xmlns:wpc="http://schemas.microsoft.com/office/word/2010/wordprocessingCanvas" xmlns:cx="http://schemas.microsoft.com/office/drawing/2014/chartex" xmlns:cx1="http://schemas.microsoft.com/office/drawing/2015/9/8/chartex" xmlns:cx2="http://schemas.microsoft.com/office/drawing/2015/10/21/chartex" xmlns:cx3="http://schemas.microsoft.com/office/drawing/2016/5/9/chartex" xmlns:cx4="http://schemas.microsoft.com/office/drawing/2016/5/10/chartex" xmlns:cx5="http://schemas.microsoft.com/office/drawing/2016/5/11/chartex" xmlns:cx6="http://schemas.microsoft.com/office/drawing/2016/5/12/chartex" xmlns:cx7="http://schemas.microsoft.com/office/drawing/2016/5/13/chartex" xmlns:cx8="http://schemas.microsoft.com/office/drawing/2016/5/14/chartex" xmlns:mc="http://schemas.openxmlformats.org/markup-compatibility/2006" xmlns:aink="http://schemas.microsoft.com/office/drawing/2016/ink" xmlns:am3d="http://schemas.microsoft.com/office/drawing/2017/model3d" xmlns:o="urn:schemas-microsoft-com:office:office" xmlns:r="http://schemas.openxmlformats.org/officeDocument/2006/relationships" xmlns:m="http://schemas.openxmlformats.org/officeDocument/2006/math" xmlns:v="urn:schemas-microsoft-com:vml" xmlns:wp14="http://schemas.microsoft.com/office/word/2010/wordprocessingDrawing" xmlns:wp="http://schemas.openxmlformats.org/drawingml/2006/wordprocessingDrawing" xmlns:w10="urn:schemas-microsoft-com:office:word" xmlns:w="http://schemas.openxmlformats.org/wordprocessingml/2006/main" xmlns:w14="http://schemas.microsoft.com/office/word/2010/wordml" xmlns:w15="http://schemas.microsoft.com/office/word/2012/wordml" xmlns:w16cex="http://schemas.microsoft.com/office/word/2018/wordml/cex" xmlns:w16cid="http://schemas.microsoft.com/office/word/2016/wordml/cid" xmlns:w16="http://schemas.microsoft.com/office/word/2018/wordml" xmlns:w16sdtdh="http://schemas.microsoft.com/office/word/2020/wordml/sdtdatahash" xmlns:w16se="http://schemas.microsoft.com/office/word/2015/wordml/symex" xmlns:wpg="http://schemas.microsoft.com/office/word/2010/wordprocessingGroup" xmlns:wpi="http://schemas.microsoft.com/office/word/2010/wordprocessingInk" xmlns:wne="http://schemas.microsoft.com/office/word/2006/wordml" xmlns:wps="http://schemas.microsoft.com/office/word/2010/wordprocessingShape" mc:Ignorable="w14 w15 w16se w16cid w16 w16cex w16sdtdh wp14">
+<w:ftr xmlns:wpc="http://schemas.microsoft.com/office/word/2010/wordprocessingCanvas" xmlns:cx="http://schemas.microsoft.com/office/drawing/2014/chartex" xmlns:cx1="http://schemas.microsoft.com/office/drawing/2015/9/8/chartex" xmlns:cx2="http://schemas.microsoft.com/office/drawing/2015/10/21/chartex" xmlns:cx3="http://schemas.microsoft.com/office/drawing/2016/5/9/chartex" xmlns:cx4="http://schemas.microsoft.com/office/drawing/2016/5/10/chartex" xmlns:cx5="http://schemas.microsoft.com/office/drawing/2016/5/11/chartex" xmlns:cx6="http://schemas.microsoft.com/office/drawing/2016/5/12/chartex" xmlns:cx7="http://schemas.microsoft.com/office/drawing/2016/5/13/chartex" xmlns:cx8="http://schemas.microsoft.com/office/drawing/2016/5/14/chartex" xmlns:mc="http://schemas.openxmlformats.org/markup-compatibility/2006" xmlns:aink="http://schemas.microsoft.com/office/drawing/2016/ink" xmlns:am3d="http://schemas.microsoft.com/office/drawing/2017/model3d" xmlns:o="urn:schemas-microsoft-com:office:office" xmlns:oel="http://schemas.microsoft.com/office/2019/extlst" xmlns:r="http://schemas.openxmlformats.org/officeDocument/2006/relationships" xmlns:m="http://schemas.openxmlformats.org/officeDocument/2006/math" xmlns:v="urn:schemas-microsoft-com:vml" xmlns:wp14="http://schemas.microsoft.com/office/word/2010/wordprocessingDrawing" xmlns:wp="http://schemas.openxmlformats.org/drawingml/2006/wordprocessingDrawing" xmlns:w10="urn:schemas-microsoft-com:office:word" xmlns:w="http://schemas.openxmlformats.org/wordprocessingml/2006/main" xmlns:w14="http://schemas.microsoft.com/office/word/2010/wordml" xmlns:w15="http://schemas.microsoft.com/office/word/2012/wordml" xmlns:w16cex="http://schemas.microsoft.com/office/word/2018/wordml/cex" xmlns:w16cid="http://schemas.microsoft.com/office/word/2016/wordml/cid" xmlns:w16="http://schemas.microsoft.com/office/word/2018/wordml" xmlns:w16sdtdh="http://schemas.microsoft.com/office/word/2020/wordml/sdtdatahash" xmlns:w16se="http://schemas.microsoft.com/office/word/2015/wordml/symex" xmlns:wpg="http://schemas.microsoft.com/office/word/2010/wordprocessingGroup" xmlns:wpi="http://schemas.microsoft.com/office/word/2010/wordprocessingInk" xmlns:wne="http://schemas.microsoft.com/office/word/2006/wordml" xmlns:wps="http://schemas.microsoft.com/office/word/2010/wordprocessingShape" mc:Ignorable="w14 w15 w16se w16cid w16 w16cex w16sdtdh wp14">
   <w:p>
     <w:pPr>
       <w:pStyle w:val="Fuzeile"/>
@@ -4355,7 +4443,7 @@
 </file>
 
 <file path=word/footer2.xml><?xml version="1.0" encoding="utf-8"?>
-<w:ftr xmlns:wpc="http://schemas.microsoft.com/office/word/2010/wordprocessingCanvas" xmlns:cx="http://schemas.microsoft.com/office/drawing/2014/chartex" xmlns:cx1="http://schemas.microsoft.com/office/drawing/2015/9/8/chartex" xmlns:cx2="http://schemas.microsoft.com/office/drawing/2015/10/21/chartex" xmlns:cx3="http://schemas.microsoft.com/office/drawing/2016/5/9/chartex" xmlns:cx4="http://schemas.microsoft.com/office/drawing/2016/5/10/chartex" xmlns:cx5="http://schemas.microsoft.com/office/drawing/2016/5/11/chartex" xmlns:cx6="http://schemas.microsoft.com/office/drawing/2016/5/12/chartex" xmlns:cx7="http://schemas.microsoft.com/office/drawing/2016/5/13/chartex" xmlns:cx8="http://schemas.microsoft.com/office/drawing/2016/5/14/chartex" xmlns:mc="http://schemas.openxmlformats.org/markup-compatibility/2006" xmlns:aink="http://schemas.microsoft.com/office/drawing/2016/ink" xmlns:am3d="http://schemas.microsoft.com/office/drawing/2017/model3d" xmlns:o="urn:schemas-microsoft-com:office:office" xmlns:r="http://schemas.openxmlformats.org/officeDocument/2006/relationships" xmlns:m="http://schemas.openxmlformats.org/officeDocument/2006/math" xmlns:v="urn:schemas-microsoft-com:vml" xmlns:wp14="http://schemas.microsoft.com/office/word/2010/wordprocessingDrawing" xmlns:wp="http://schemas.openxmlformats.org/drawingml/2006/wordprocessingDrawing" xmlns:w10="urn:schemas-microsoft-com:office:word" xmlns:w="http://schemas.openxmlformats.org/wordprocessingml/2006/main" xmlns:w14="http://schemas.microsoft.com/office/word/2010/wordml" xmlns:w15="http://schemas.microsoft.com/office/word/2012/wordml" xmlns:w16cex="http://schemas.microsoft.com/office/word/2018/wordml/cex" xmlns:w16cid="http://schemas.microsoft.com/office/word/2016/wordml/cid" xmlns:w16="http://schemas.microsoft.com/office/word/2018/wordml" xmlns:w16sdtdh="http://schemas.microsoft.com/office/word/2020/wordml/sdtdatahash" xmlns:w16se="http://schemas.microsoft.com/office/word/2015/wordml/symex" xmlns:wpg="http://schemas.microsoft.com/office/word/2010/wordprocessingGroup" xmlns:wpi="http://schemas.microsoft.com/office/word/2010/wordprocessingInk" xmlns:wne="http://schemas.microsoft.com/office/word/2006/wordml" xmlns:wps="http://schemas.microsoft.com/office/word/2010/wordprocessingShape" mc:Ignorable="w14 w15 w16se w16cid w16 w16cex w16sdtdh wp14">
+<w:ftr xmlns:wpc="http://schemas.microsoft.com/office/word/2010/wordprocessingCanvas" xmlns:cx="http://schemas.microsoft.com/office/drawing/2014/chartex" xmlns:cx1="http://schemas.microsoft.com/office/drawing/2015/9/8/chartex" xmlns:cx2="http://schemas.microsoft.com/office/drawing/2015/10/21/chartex" xmlns:cx3="http://schemas.microsoft.com/office/drawing/2016/5/9/chartex" xmlns:cx4="http://schemas.microsoft.com/office/drawing/2016/5/10/chartex" xmlns:cx5="http://schemas.microsoft.com/office/drawing/2016/5/11/chartex" xmlns:cx6="http://schemas.microsoft.com/office/drawing/2016/5/12/chartex" xmlns:cx7="http://schemas.microsoft.com/office/drawing/2016/5/13/chartex" xmlns:cx8="http://schemas.microsoft.com/office/drawing/2016/5/14/chartex" xmlns:mc="http://schemas.openxmlformats.org/markup-compatibility/2006" xmlns:aink="http://schemas.microsoft.com/office/drawing/2016/ink" xmlns:am3d="http://schemas.microsoft.com/office/drawing/2017/model3d" xmlns:o="urn:schemas-microsoft-com:office:office" xmlns:oel="http://schemas.microsoft.com/office/2019/extlst" xmlns:r="http://schemas.openxmlformats.org/officeDocument/2006/relationships" xmlns:m="http://schemas.openxmlformats.org/officeDocument/2006/math" xmlns:v="urn:schemas-microsoft-com:vml" xmlns:wp14="http://schemas.microsoft.com/office/word/2010/wordprocessingDrawing" xmlns:wp="http://schemas.openxmlformats.org/drawingml/2006/wordprocessingDrawing" xmlns:w10="urn:schemas-microsoft-com:office:word" xmlns:w="http://schemas.openxmlformats.org/wordprocessingml/2006/main" xmlns:w14="http://schemas.microsoft.com/office/word/2010/wordml" xmlns:w15="http://schemas.microsoft.com/office/word/2012/wordml" xmlns:w16cex="http://schemas.microsoft.com/office/word/2018/wordml/cex" xmlns:w16cid="http://schemas.microsoft.com/office/word/2016/wordml/cid" xmlns:w16="http://schemas.microsoft.com/office/word/2018/wordml" xmlns:w16sdtdh="http://schemas.microsoft.com/office/word/2020/wordml/sdtdatahash" xmlns:w16se="http://schemas.microsoft.com/office/word/2015/wordml/symex" xmlns:wpg="http://schemas.microsoft.com/office/word/2010/wordprocessingGroup" xmlns:wpi="http://schemas.microsoft.com/office/word/2010/wordprocessingInk" xmlns:wne="http://schemas.microsoft.com/office/word/2006/wordml" xmlns:wps="http://schemas.microsoft.com/office/word/2010/wordprocessingShape" mc:Ignorable="w14 w15 w16se w16cid w16 w16cex w16sdtdh wp14">
   <w:p>
     <w:pPr>
       <w:pStyle w:val="Textkrper"/>
@@ -4417,6 +4505,7 @@
                               <w:color w:val="A6A6A6"/>
                               <w:sz w:val="14"/>
                               <w:szCs w:val="14"/>
+                              <w:lang w:val="de-DE"/>
                             </w:rPr>
                           </w:pPr>
                           <w:r>
@@ -4425,88 +4514,9 @@
                               <w:color w:val="A6A6A6" w:themeColor="background1" w:themeShade="A6"/>
                               <w:sz w:val="14"/>
                               <w:szCs w:val="14"/>
+                              <w:lang w:val="de-DE"/>
                             </w:rPr>
-                            <w:t xml:space="preserve">Eine </w:t>
-                          </w:r>
-                          <w:proofErr w:type="spellStart"/>
-                          <w:r>
-                            <w:rPr>
-                              <w:rFonts w:ascii="Helvetica 55" w:hAnsi="Helvetica 55"/>
-                              <w:color w:val="A6A6A6" w:themeColor="background1" w:themeShade="A6"/>
-                              <w:sz w:val="14"/>
-                              <w:szCs w:val="14"/>
-                            </w:rPr>
-                            <w:t>Entwicklung</w:t>
-                          </w:r>
-                          <w:proofErr w:type="spellEnd"/>
-                          <w:r>
-                            <w:rPr>
-                              <w:rFonts w:ascii="Helvetica 55" w:hAnsi="Helvetica 55"/>
-                              <w:color w:val="A6A6A6" w:themeColor="background1" w:themeShade="A6"/>
-                              <w:sz w:val="14"/>
-                              <w:szCs w:val="14"/>
-                            </w:rPr>
-                            <w:t xml:space="preserve"> in </w:t>
-                          </w:r>
-                          <w:proofErr w:type="spellStart"/>
-                          <w:r>
-                            <w:rPr>
-                              <w:rFonts w:ascii="Helvetica 55" w:hAnsi="Helvetica 55"/>
-                              <w:color w:val="A6A6A6" w:themeColor="background1" w:themeShade="A6"/>
-                              <w:sz w:val="14"/>
-                              <w:szCs w:val="14"/>
-                            </w:rPr>
-                            <w:t>Kooperation</w:t>
-                          </w:r>
-                          <w:proofErr w:type="spellEnd"/>
-                          <w:r>
-                            <w:rPr>
-                              <w:rFonts w:ascii="Helvetica 55" w:hAnsi="Helvetica 55"/>
-                              <w:color w:val="A6A6A6" w:themeColor="background1" w:themeShade="A6"/>
-                              <w:sz w:val="14"/>
-                              <w:szCs w:val="14"/>
-                            </w:rPr>
-                            <w:t xml:space="preserve"> von der </w:t>
-                          </w:r>
-                          <w:proofErr w:type="spellStart"/>
-                          <w:r>
-                            <w:rPr>
-                              <w:rFonts w:ascii="Helvetica 55" w:hAnsi="Helvetica 55"/>
-                              <w:color w:val="A6A6A6" w:themeColor="background1" w:themeShade="A6"/>
-                              <w:sz w:val="14"/>
-                              <w:szCs w:val="14"/>
-                            </w:rPr>
-                            <w:t>Didaktik</w:t>
-                          </w:r>
-                          <w:proofErr w:type="spellEnd"/>
-                          <w:r>
-                            <w:rPr>
-                              <w:rFonts w:ascii="Helvetica 55" w:hAnsi="Helvetica 55"/>
-                              <w:color w:val="A6A6A6" w:themeColor="background1" w:themeShade="A6"/>
-                              <w:sz w:val="14"/>
-                              <w:szCs w:val="14"/>
-                            </w:rPr>
-                            <w:t xml:space="preserve"> der </w:t>
-                          </w:r>
-                          <w:proofErr w:type="spellStart"/>
-                          <w:r>
-                            <w:rPr>
-                              <w:rFonts w:ascii="Helvetica 55" w:hAnsi="Helvetica 55"/>
-                              <w:color w:val="A6A6A6" w:themeColor="background1" w:themeShade="A6"/>
-                              <w:sz w:val="14"/>
-                              <w:szCs w:val="14"/>
-                            </w:rPr>
-                            <w:t>Informatik</w:t>
-                          </w:r>
-                          <w:proofErr w:type="spellEnd"/>
-                          <w:r>
-                            <w:rPr>
-                              <w:rFonts w:ascii="Helvetica 55" w:hAnsi="Helvetica 55"/>
-                              <w:color w:val="A6A6A6" w:themeColor="background1" w:themeShade="A6"/>
-                              <w:sz w:val="14"/>
-                              <w:szCs w:val="14"/>
-                            </w:rPr>
-                            <w:t xml:space="preserve"> der FU Berlin (computingeducation.de) </w:t>
+                            <w:t xml:space="preserve">Eine Entwicklung in Kooperation von der Didaktik der Informatik der FU Berlin (computingeducation.de) </w:t>
                           </w:r>
                           <w:r>
                             <w:rPr>
@@ -4514,49 +4524,11 @@
                               <w:color w:val="A6A6A6" w:themeColor="background1" w:themeShade="A6"/>
                               <w:sz w:val="14"/>
                               <w:szCs w:val="14"/>
+                              <w:lang w:val="de-DE"/>
                             </w:rPr>
                             <w:br/>
+                            <w:t>und der Wissensfabrik – Unternehmen für Deutschland e.V.</w:t>
                           </w:r>
-                          <w:r>
-                            <w:rPr>
-                              <w:rFonts w:ascii="Helvetica 55" w:hAnsi="Helvetica 55"/>
-                              <w:color w:val="A6A6A6" w:themeColor="background1" w:themeShade="A6"/>
-                              <w:sz w:val="14"/>
-                              <w:szCs w:val="14"/>
-                            </w:rPr>
-                            <w:t xml:space="preserve">und der Wissensfabrik – </w:t>
-                          </w:r>
-                          <w:proofErr w:type="spellStart"/>
-                          <w:r>
-                            <w:rPr>
-                              <w:rFonts w:ascii="Helvetica 55" w:hAnsi="Helvetica 55"/>
-                              <w:color w:val="A6A6A6" w:themeColor="background1" w:themeShade="A6"/>
-                              <w:sz w:val="14"/>
-                              <w:szCs w:val="14"/>
-                            </w:rPr>
-                            <w:t>Unternehmen</w:t>
-                          </w:r>
-                          <w:proofErr w:type="spellEnd"/>
-                          <w:r>
-                            <w:rPr>
-                              <w:rFonts w:ascii="Helvetica 55" w:hAnsi="Helvetica 55"/>
-                              <w:color w:val="A6A6A6" w:themeColor="background1" w:themeShade="A6"/>
-                              <w:sz w:val="14"/>
-                              <w:szCs w:val="14"/>
-                            </w:rPr>
-                            <w:t xml:space="preserve"> für Deutschland </w:t>
-                          </w:r>
-                          <w:proofErr w:type="spellStart"/>
-                          <w:r>
-                            <w:rPr>
-                              <w:rFonts w:ascii="Helvetica 55" w:hAnsi="Helvetica 55"/>
-                              <w:color w:val="A6A6A6" w:themeColor="background1" w:themeShade="A6"/>
-                              <w:sz w:val="14"/>
-                              <w:szCs w:val="14"/>
-                            </w:rPr>
-                            <w:t>e.V.</w:t>
-                          </w:r>
-                          <w:proofErr w:type="spellEnd"/>
                         </w:p>
                       </w:txbxContent>
                     </wps:txbx>
@@ -4585,6 +4557,7 @@
                         <w:color w:val="A6A6A6"/>
                         <w:sz w:val="14"/>
                         <w:szCs w:val="14"/>
+                        <w:lang w:val="de-DE"/>
                       </w:rPr>
                     </w:pPr>
                     <w:r>
@@ -4593,88 +4566,9 @@
                         <w:color w:val="A6A6A6" w:themeColor="background1" w:themeShade="A6"/>
                         <w:sz w:val="14"/>
                         <w:szCs w:val="14"/>
+                        <w:lang w:val="de-DE"/>
                       </w:rPr>
-                      <w:t xml:space="preserve">Eine </w:t>
-                    </w:r>
-                    <w:proofErr w:type="spellStart"/>
-                    <w:r>
-                      <w:rPr>
-                        <w:rFonts w:ascii="Helvetica 55" w:hAnsi="Helvetica 55"/>
-                        <w:color w:val="A6A6A6" w:themeColor="background1" w:themeShade="A6"/>
-                        <w:sz w:val="14"/>
-                        <w:szCs w:val="14"/>
-                      </w:rPr>
-                      <w:t>Entwicklung</w:t>
-                    </w:r>
-                    <w:proofErr w:type="spellEnd"/>
-                    <w:r>
-                      <w:rPr>
-                        <w:rFonts w:ascii="Helvetica 55" w:hAnsi="Helvetica 55"/>
-                        <w:color w:val="A6A6A6" w:themeColor="background1" w:themeShade="A6"/>
-                        <w:sz w:val="14"/>
-                        <w:szCs w:val="14"/>
-                      </w:rPr>
-                      <w:t xml:space="preserve"> in </w:t>
-                    </w:r>
-                    <w:proofErr w:type="spellStart"/>
-                    <w:r>
-                      <w:rPr>
-                        <w:rFonts w:ascii="Helvetica 55" w:hAnsi="Helvetica 55"/>
-                        <w:color w:val="A6A6A6" w:themeColor="background1" w:themeShade="A6"/>
-                        <w:sz w:val="14"/>
-                        <w:szCs w:val="14"/>
-                      </w:rPr>
-                      <w:t>Kooperation</w:t>
-                    </w:r>
-                    <w:proofErr w:type="spellEnd"/>
-                    <w:r>
-                      <w:rPr>
-                        <w:rFonts w:ascii="Helvetica 55" w:hAnsi="Helvetica 55"/>
-                        <w:color w:val="A6A6A6" w:themeColor="background1" w:themeShade="A6"/>
-                        <w:sz w:val="14"/>
-                        <w:szCs w:val="14"/>
-                      </w:rPr>
-                      <w:t xml:space="preserve"> von der </w:t>
-                    </w:r>
-                    <w:proofErr w:type="spellStart"/>
-                    <w:r>
-                      <w:rPr>
-                        <w:rFonts w:ascii="Helvetica 55" w:hAnsi="Helvetica 55"/>
-                        <w:color w:val="A6A6A6" w:themeColor="background1" w:themeShade="A6"/>
-                        <w:sz w:val="14"/>
-                        <w:szCs w:val="14"/>
-                      </w:rPr>
-                      <w:t>Didaktik</w:t>
-                    </w:r>
-                    <w:proofErr w:type="spellEnd"/>
-                    <w:r>
-                      <w:rPr>
-                        <w:rFonts w:ascii="Helvetica 55" w:hAnsi="Helvetica 55"/>
-                        <w:color w:val="A6A6A6" w:themeColor="background1" w:themeShade="A6"/>
-                        <w:sz w:val="14"/>
-                        <w:szCs w:val="14"/>
-                      </w:rPr>
-                      <w:t xml:space="preserve"> der </w:t>
-                    </w:r>
-                    <w:proofErr w:type="spellStart"/>
-                    <w:r>
-                      <w:rPr>
-                        <w:rFonts w:ascii="Helvetica 55" w:hAnsi="Helvetica 55"/>
-                        <w:color w:val="A6A6A6" w:themeColor="background1" w:themeShade="A6"/>
-                        <w:sz w:val="14"/>
-                        <w:szCs w:val="14"/>
-                      </w:rPr>
-                      <w:t>Informatik</w:t>
-                    </w:r>
-                    <w:proofErr w:type="spellEnd"/>
-                    <w:r>
-                      <w:rPr>
-                        <w:rFonts w:ascii="Helvetica 55" w:hAnsi="Helvetica 55"/>
-                        <w:color w:val="A6A6A6" w:themeColor="background1" w:themeShade="A6"/>
-                        <w:sz w:val="14"/>
-                        <w:szCs w:val="14"/>
-                      </w:rPr>
-                      <w:t xml:space="preserve"> der FU Berlin (computingeducation.de) </w:t>
+                      <w:t xml:space="preserve">Eine Entwicklung in Kooperation von der Didaktik der Informatik der FU Berlin (computingeducation.de) </w:t>
                     </w:r>
                     <w:r>
                       <w:rPr>
@@ -4682,49 +4576,11 @@
                         <w:color w:val="A6A6A6" w:themeColor="background1" w:themeShade="A6"/>
                         <w:sz w:val="14"/>
                         <w:szCs w:val="14"/>
+                        <w:lang w:val="de-DE"/>
                       </w:rPr>
                       <w:br/>
+                      <w:t>und der Wissensfabrik – Unternehmen für Deutschland e.V.</w:t>
                     </w:r>
-                    <w:r>
-                      <w:rPr>
-                        <w:rFonts w:ascii="Helvetica 55" w:hAnsi="Helvetica 55"/>
-                        <w:color w:val="A6A6A6" w:themeColor="background1" w:themeShade="A6"/>
-                        <w:sz w:val="14"/>
-                        <w:szCs w:val="14"/>
-                      </w:rPr>
-                      <w:t xml:space="preserve">und der Wissensfabrik – </w:t>
-                    </w:r>
-                    <w:proofErr w:type="spellStart"/>
-                    <w:r>
-                      <w:rPr>
-                        <w:rFonts w:ascii="Helvetica 55" w:hAnsi="Helvetica 55"/>
-                        <w:color w:val="A6A6A6" w:themeColor="background1" w:themeShade="A6"/>
-                        <w:sz w:val="14"/>
-                        <w:szCs w:val="14"/>
-                      </w:rPr>
-                      <w:t>Unternehmen</w:t>
-                    </w:r>
-                    <w:proofErr w:type="spellEnd"/>
-                    <w:r>
-                      <w:rPr>
-                        <w:rFonts w:ascii="Helvetica 55" w:hAnsi="Helvetica 55"/>
-                        <w:color w:val="A6A6A6" w:themeColor="background1" w:themeShade="A6"/>
-                        <w:sz w:val="14"/>
-                        <w:szCs w:val="14"/>
-                      </w:rPr>
-                      <w:t xml:space="preserve"> für Deutschland </w:t>
-                    </w:r>
-                    <w:proofErr w:type="spellStart"/>
-                    <w:r>
-                      <w:rPr>
-                        <w:rFonts w:ascii="Helvetica 55" w:hAnsi="Helvetica 55"/>
-                        <w:color w:val="A6A6A6" w:themeColor="background1" w:themeShade="A6"/>
-                        <w:sz w:val="14"/>
-                        <w:szCs w:val="14"/>
-                      </w:rPr>
-                      <w:t>e.V.</w:t>
-                    </w:r>
-                    <w:proofErr w:type="spellEnd"/>
                   </w:p>
                 </w:txbxContent>
               </v:textbox>
@@ -5183,7 +5039,7 @@
 </file>
 
 <file path=word/footer3.xml><?xml version="1.0" encoding="utf-8"?>
-<w:ftr xmlns:wpc="http://schemas.microsoft.com/office/word/2010/wordprocessingCanvas" xmlns:cx="http://schemas.microsoft.com/office/drawing/2014/chartex" xmlns:cx1="http://schemas.microsoft.com/office/drawing/2015/9/8/chartex" xmlns:cx2="http://schemas.microsoft.com/office/drawing/2015/10/21/chartex" xmlns:cx3="http://schemas.microsoft.com/office/drawing/2016/5/9/chartex" xmlns:cx4="http://schemas.microsoft.com/office/drawing/2016/5/10/chartex" xmlns:cx5="http://schemas.microsoft.com/office/drawing/2016/5/11/chartex" xmlns:cx6="http://schemas.microsoft.com/office/drawing/2016/5/12/chartex" xmlns:cx7="http://schemas.microsoft.com/office/drawing/2016/5/13/chartex" xmlns:cx8="http://schemas.microsoft.com/office/drawing/2016/5/14/chartex" xmlns:mc="http://schemas.openxmlformats.org/markup-compatibility/2006" xmlns:aink="http://schemas.microsoft.com/office/drawing/2016/ink" xmlns:am3d="http://schemas.microsoft.com/office/drawing/2017/model3d" xmlns:o="urn:schemas-microsoft-com:office:office" xmlns:r="http://schemas.openxmlformats.org/officeDocument/2006/relationships" xmlns:m="http://schemas.openxmlformats.org/officeDocument/2006/math" xmlns:v="urn:schemas-microsoft-com:vml" xmlns:wp14="http://schemas.microsoft.com/office/word/2010/wordprocessingDrawing" xmlns:wp="http://schemas.openxmlformats.org/drawingml/2006/wordprocessingDrawing" xmlns:w10="urn:schemas-microsoft-com:office:word" xmlns:w="http://schemas.openxmlformats.org/wordprocessingml/2006/main" xmlns:w14="http://schemas.microsoft.com/office/word/2010/wordml" xmlns:w15="http://schemas.microsoft.com/office/word/2012/wordml" xmlns:w16cex="http://schemas.microsoft.com/office/word/2018/wordml/cex" xmlns:w16cid="http://schemas.microsoft.com/office/word/2016/wordml/cid" xmlns:w16="http://schemas.microsoft.com/office/word/2018/wordml" xmlns:w16sdtdh="http://schemas.microsoft.com/office/word/2020/wordml/sdtdatahash" xmlns:w16se="http://schemas.microsoft.com/office/word/2015/wordml/symex" xmlns:wpg="http://schemas.microsoft.com/office/word/2010/wordprocessingGroup" xmlns:wpi="http://schemas.microsoft.com/office/word/2010/wordprocessingInk" xmlns:wne="http://schemas.microsoft.com/office/word/2006/wordml" xmlns:wps="http://schemas.microsoft.com/office/word/2010/wordprocessingShape" mc:Ignorable="w14 w15 w16se w16cid w16 w16cex w16sdtdh wp14">
+<w:ftr xmlns:wpc="http://schemas.microsoft.com/office/word/2010/wordprocessingCanvas" xmlns:cx="http://schemas.microsoft.com/office/drawing/2014/chartex" xmlns:cx1="http://schemas.microsoft.com/office/drawing/2015/9/8/chartex" xmlns:cx2="http://schemas.microsoft.com/office/drawing/2015/10/21/chartex" xmlns:cx3="http://schemas.microsoft.com/office/drawing/2016/5/9/chartex" xmlns:cx4="http://schemas.microsoft.com/office/drawing/2016/5/10/chartex" xmlns:cx5="http://schemas.microsoft.com/office/drawing/2016/5/11/chartex" xmlns:cx6="http://schemas.microsoft.com/office/drawing/2016/5/12/chartex" xmlns:cx7="http://schemas.microsoft.com/office/drawing/2016/5/13/chartex" xmlns:cx8="http://schemas.microsoft.com/office/drawing/2016/5/14/chartex" xmlns:mc="http://schemas.openxmlformats.org/markup-compatibility/2006" xmlns:aink="http://schemas.microsoft.com/office/drawing/2016/ink" xmlns:am3d="http://schemas.microsoft.com/office/drawing/2017/model3d" xmlns:o="urn:schemas-microsoft-com:office:office" xmlns:oel="http://schemas.microsoft.com/office/2019/extlst" xmlns:r="http://schemas.openxmlformats.org/officeDocument/2006/relationships" xmlns:m="http://schemas.openxmlformats.org/officeDocument/2006/math" xmlns:v="urn:schemas-microsoft-com:vml" xmlns:wp14="http://schemas.microsoft.com/office/word/2010/wordprocessingDrawing" xmlns:wp="http://schemas.openxmlformats.org/drawingml/2006/wordprocessingDrawing" xmlns:w10="urn:schemas-microsoft-com:office:word" xmlns:w="http://schemas.openxmlformats.org/wordprocessingml/2006/main" xmlns:w14="http://schemas.microsoft.com/office/word/2010/wordml" xmlns:w15="http://schemas.microsoft.com/office/word/2012/wordml" xmlns:w16cex="http://schemas.microsoft.com/office/word/2018/wordml/cex" xmlns:w16cid="http://schemas.microsoft.com/office/word/2016/wordml/cid" xmlns:w16="http://schemas.microsoft.com/office/word/2018/wordml" xmlns:w16sdtdh="http://schemas.microsoft.com/office/word/2020/wordml/sdtdatahash" xmlns:w16se="http://schemas.microsoft.com/office/word/2015/wordml/symex" xmlns:wpg="http://schemas.microsoft.com/office/word/2010/wordprocessingGroup" xmlns:wpi="http://schemas.microsoft.com/office/word/2010/wordprocessingInk" xmlns:wne="http://schemas.microsoft.com/office/word/2006/wordml" xmlns:wps="http://schemas.microsoft.com/office/word/2010/wordprocessingShape" mc:Ignorable="w14 w15 w16se w16cid w16 w16cex w16sdtdh wp14">
   <w:p>
     <w:pPr>
       <w:pStyle w:val="Fuzeile"/>
@@ -5193,7 +5049,7 @@
 </file>
 
 <file path=word/footnotes.xml><?xml version="1.0" encoding="utf-8"?>
-<w:footnotes xmlns:wpc="http://schemas.microsoft.com/office/word/2010/wordprocessingCanvas" xmlns:cx="http://schemas.microsoft.com/office/drawing/2014/chartex" xmlns:cx1="http://schemas.microsoft.com/office/drawing/2015/9/8/chartex" xmlns:cx2="http://schemas.microsoft.com/office/drawing/2015/10/21/chartex" xmlns:cx3="http://schemas.microsoft.com/office/drawing/2016/5/9/chartex" xmlns:cx4="http://schemas.microsoft.com/office/drawing/2016/5/10/chartex" xmlns:cx5="http://schemas.microsoft.com/office/drawing/2016/5/11/chartex" xmlns:cx6="http://schemas.microsoft.com/office/drawing/2016/5/12/chartex" xmlns:cx7="http://schemas.microsoft.com/office/drawing/2016/5/13/chartex" xmlns:cx8="http://schemas.microsoft.com/office/drawing/2016/5/14/chartex" xmlns:mc="http://schemas.openxmlformats.org/markup-compatibility/2006" xmlns:aink="http://schemas.microsoft.com/office/drawing/2016/ink" xmlns:am3d="http://schemas.microsoft.com/office/drawing/2017/model3d" xmlns:o="urn:schemas-microsoft-com:office:office" xmlns:r="http://schemas.openxmlformats.org/officeDocument/2006/relationships" xmlns:m="http://schemas.openxmlformats.org/officeDocument/2006/math" xmlns:v="urn:schemas-microsoft-com:vml" xmlns:wp14="http://schemas.microsoft.com/office/word/2010/wordprocessingDrawing" xmlns:wp="http://schemas.openxmlformats.org/drawingml/2006/wordprocessingDrawing" xmlns:w10="urn:schemas-microsoft-com:office:word" xmlns:w="http://schemas.openxmlformats.org/wordprocessingml/2006/main" xmlns:w14="http://schemas.microsoft.com/office/word/2010/wordml" xmlns:w15="http://schemas.microsoft.com/office/word/2012/wordml" xmlns:w16cex="http://schemas.microsoft.com/office/word/2018/wordml/cex" xmlns:w16cid="http://schemas.microsoft.com/office/word/2016/wordml/cid" xmlns:w16="http://schemas.microsoft.com/office/word/2018/wordml" xmlns:w16sdtdh="http://schemas.microsoft.com/office/word/2020/wordml/sdtdatahash" xmlns:w16se="http://schemas.microsoft.com/office/word/2015/wordml/symex" xmlns:wpg="http://schemas.microsoft.com/office/word/2010/wordprocessingGroup" xmlns:wpi="http://schemas.microsoft.com/office/word/2010/wordprocessingInk" xmlns:wne="http://schemas.microsoft.com/office/word/2006/wordml" xmlns:wps="http://schemas.microsoft.com/office/word/2010/wordprocessingShape" mc:Ignorable="w14 w15 w16se w16cid w16 w16cex w16sdtdh wp14">
+<w:footnotes xmlns:wpc="http://schemas.microsoft.com/office/word/2010/wordprocessingCanvas" xmlns:cx="http://schemas.microsoft.com/office/drawing/2014/chartex" xmlns:cx1="http://schemas.microsoft.com/office/drawing/2015/9/8/chartex" xmlns:cx2="http://schemas.microsoft.com/office/drawing/2015/10/21/chartex" xmlns:cx3="http://schemas.microsoft.com/office/drawing/2016/5/9/chartex" xmlns:cx4="http://schemas.microsoft.com/office/drawing/2016/5/10/chartex" xmlns:cx5="http://schemas.microsoft.com/office/drawing/2016/5/11/chartex" xmlns:cx6="http://schemas.microsoft.com/office/drawing/2016/5/12/chartex" xmlns:cx7="http://schemas.microsoft.com/office/drawing/2016/5/13/chartex" xmlns:cx8="http://schemas.microsoft.com/office/drawing/2016/5/14/chartex" xmlns:mc="http://schemas.openxmlformats.org/markup-compatibility/2006" xmlns:aink="http://schemas.microsoft.com/office/drawing/2016/ink" xmlns:am3d="http://schemas.microsoft.com/office/drawing/2017/model3d" xmlns:o="urn:schemas-microsoft-com:office:office" xmlns:oel="http://schemas.microsoft.com/office/2019/extlst" xmlns:r="http://schemas.openxmlformats.org/officeDocument/2006/relationships" xmlns:m="http://schemas.openxmlformats.org/officeDocument/2006/math" xmlns:v="urn:schemas-microsoft-com:vml" xmlns:wp14="http://schemas.microsoft.com/office/word/2010/wordprocessingDrawing" xmlns:wp="http://schemas.openxmlformats.org/drawingml/2006/wordprocessingDrawing" xmlns:w10="urn:schemas-microsoft-com:office:word" xmlns:w="http://schemas.openxmlformats.org/wordprocessingml/2006/main" xmlns:w14="http://schemas.microsoft.com/office/word/2010/wordml" xmlns:w15="http://schemas.microsoft.com/office/word/2012/wordml" xmlns:w16cex="http://schemas.microsoft.com/office/word/2018/wordml/cex" xmlns:w16cid="http://schemas.microsoft.com/office/word/2016/wordml/cid" xmlns:w16="http://schemas.microsoft.com/office/word/2018/wordml" xmlns:w16sdtdh="http://schemas.microsoft.com/office/word/2020/wordml/sdtdatahash" xmlns:w16se="http://schemas.microsoft.com/office/word/2015/wordml/symex" xmlns:wpg="http://schemas.microsoft.com/office/word/2010/wordprocessingGroup" xmlns:wpi="http://schemas.microsoft.com/office/word/2010/wordprocessingInk" xmlns:wne="http://schemas.microsoft.com/office/word/2006/wordml" xmlns:wps="http://schemas.microsoft.com/office/word/2010/wordprocessingShape" mc:Ignorable="w14 w15 w16se w16cid w16 w16cex w16sdtdh wp14">
   <w:footnote w:type="separator" w:id="-1">
     <w:p>
       <w:r>
@@ -5212,7 +5068,7 @@
 </file>
 
 <file path=word/header1.xml><?xml version="1.0" encoding="utf-8"?>
-<w:hdr xmlns:wpc="http://schemas.microsoft.com/office/word/2010/wordprocessingCanvas" xmlns:cx="http://schemas.microsoft.com/office/drawing/2014/chartex" xmlns:cx1="http://schemas.microsoft.com/office/drawing/2015/9/8/chartex" xmlns:cx2="http://schemas.microsoft.com/office/drawing/2015/10/21/chartex" xmlns:cx3="http://schemas.microsoft.com/office/drawing/2016/5/9/chartex" xmlns:cx4="http://schemas.microsoft.com/office/drawing/2016/5/10/chartex" xmlns:cx5="http://schemas.microsoft.com/office/drawing/2016/5/11/chartex" xmlns:cx6="http://schemas.microsoft.com/office/drawing/2016/5/12/chartex" xmlns:cx7="http://schemas.microsoft.com/office/drawing/2016/5/13/chartex" xmlns:cx8="http://schemas.microsoft.com/office/drawing/2016/5/14/chartex" xmlns:mc="http://schemas.openxmlformats.org/markup-compatibility/2006" xmlns:aink="http://schemas.microsoft.com/office/drawing/2016/ink" xmlns:am3d="http://schemas.microsoft.com/office/drawing/2017/model3d" xmlns:o="urn:schemas-microsoft-com:office:office" xmlns:r="http://schemas.openxmlformats.org/officeDocument/2006/relationships" xmlns:m="http://schemas.openxmlformats.org/officeDocument/2006/math" xmlns:v="urn:schemas-microsoft-com:vml" xmlns:wp14="http://schemas.microsoft.com/office/word/2010/wordprocessingDrawing" xmlns:wp="http://schemas.openxmlformats.org/drawingml/2006/wordprocessingDrawing" xmlns:w10="urn:schemas-microsoft-com:office:word" xmlns:w="http://schemas.openxmlformats.org/wordprocessingml/2006/main" xmlns:w14="http://schemas.microsoft.com/office/word/2010/wordml" xmlns:w15="http://schemas.microsoft.com/office/word/2012/wordml" xmlns:w16cex="http://schemas.microsoft.com/office/word/2018/wordml/cex" xmlns:w16cid="http://schemas.microsoft.com/office/word/2016/wordml/cid" xmlns:w16="http://schemas.microsoft.com/office/word/2018/wordml" xmlns:w16sdtdh="http://schemas.microsoft.com/office/word/2020/wordml/sdtdatahash" xmlns:w16se="http://schemas.microsoft.com/office/word/2015/wordml/symex" xmlns:wpg="http://schemas.microsoft.com/office/word/2010/wordprocessingGroup" xmlns:wpi="http://schemas.microsoft.com/office/word/2010/wordprocessingInk" xmlns:wne="http://schemas.microsoft.com/office/word/2006/wordml" xmlns:wps="http://schemas.microsoft.com/office/word/2010/wordprocessingShape" mc:Ignorable="w14 w15 w16se w16cid w16 w16cex w16sdtdh wp14">
+<w:hdr xmlns:wpc="http://schemas.microsoft.com/office/word/2010/wordprocessingCanvas" xmlns:cx="http://schemas.microsoft.com/office/drawing/2014/chartex" xmlns:cx1="http://schemas.microsoft.com/office/drawing/2015/9/8/chartex" xmlns:cx2="http://schemas.microsoft.com/office/drawing/2015/10/21/chartex" xmlns:cx3="http://schemas.microsoft.com/office/drawing/2016/5/9/chartex" xmlns:cx4="http://schemas.microsoft.com/office/drawing/2016/5/10/chartex" xmlns:cx5="http://schemas.microsoft.com/office/drawing/2016/5/11/chartex" xmlns:cx6="http://schemas.microsoft.com/office/drawing/2016/5/12/chartex" xmlns:cx7="http://schemas.microsoft.com/office/drawing/2016/5/13/chartex" xmlns:cx8="http://schemas.microsoft.com/office/drawing/2016/5/14/chartex" xmlns:mc="http://schemas.openxmlformats.org/markup-compatibility/2006" xmlns:aink="http://schemas.microsoft.com/office/drawing/2016/ink" xmlns:am3d="http://schemas.microsoft.com/office/drawing/2017/model3d" xmlns:o="urn:schemas-microsoft-com:office:office" xmlns:oel="http://schemas.microsoft.com/office/2019/extlst" xmlns:r="http://schemas.openxmlformats.org/officeDocument/2006/relationships" xmlns:m="http://schemas.openxmlformats.org/officeDocument/2006/math" xmlns:v="urn:schemas-microsoft-com:vml" xmlns:wp14="http://schemas.microsoft.com/office/word/2010/wordprocessingDrawing" xmlns:wp="http://schemas.openxmlformats.org/drawingml/2006/wordprocessingDrawing" xmlns:w10="urn:schemas-microsoft-com:office:word" xmlns:w="http://schemas.openxmlformats.org/wordprocessingml/2006/main" xmlns:w14="http://schemas.microsoft.com/office/word/2010/wordml" xmlns:w15="http://schemas.microsoft.com/office/word/2012/wordml" xmlns:w16cex="http://schemas.microsoft.com/office/word/2018/wordml/cex" xmlns:w16cid="http://schemas.microsoft.com/office/word/2016/wordml/cid" xmlns:w16="http://schemas.microsoft.com/office/word/2018/wordml" xmlns:w16sdtdh="http://schemas.microsoft.com/office/word/2020/wordml/sdtdatahash" xmlns:w16se="http://schemas.microsoft.com/office/word/2015/wordml/symex" xmlns:wpg="http://schemas.microsoft.com/office/word/2010/wordprocessingGroup" xmlns:wpi="http://schemas.microsoft.com/office/word/2010/wordprocessingInk" xmlns:wne="http://schemas.microsoft.com/office/word/2006/wordml" xmlns:wps="http://schemas.microsoft.com/office/word/2010/wordprocessingShape" mc:Ignorable="w14 w15 w16se w16cid w16 w16cex w16sdtdh wp14">
   <w:p>
     <w:pPr>
       <w:pStyle w:val="Kopfzeile"/>
@@ -5222,7 +5078,7 @@
 </file>
 
 <file path=word/header2.xml><?xml version="1.0" encoding="utf-8"?>
-<w:hdr xmlns:wpc="http://schemas.microsoft.com/office/word/2010/wordprocessingCanvas" xmlns:cx="http://schemas.microsoft.com/office/drawing/2014/chartex" xmlns:cx1="http://schemas.microsoft.com/office/drawing/2015/9/8/chartex" xmlns:cx2="http://schemas.microsoft.com/office/drawing/2015/10/21/chartex" xmlns:cx3="http://schemas.microsoft.com/office/drawing/2016/5/9/chartex" xmlns:cx4="http://schemas.microsoft.com/office/drawing/2016/5/10/chartex" xmlns:cx5="http://schemas.microsoft.com/office/drawing/2016/5/11/chartex" xmlns:cx6="http://schemas.microsoft.com/office/drawing/2016/5/12/chartex" xmlns:cx7="http://schemas.microsoft.com/office/drawing/2016/5/13/chartex" xmlns:cx8="http://schemas.microsoft.com/office/drawing/2016/5/14/chartex" xmlns:mc="http://schemas.openxmlformats.org/markup-compatibility/2006" xmlns:aink="http://schemas.microsoft.com/office/drawing/2016/ink" xmlns:am3d="http://schemas.microsoft.com/office/drawing/2017/model3d" xmlns:o="urn:schemas-microsoft-com:office:office" xmlns:r="http://schemas.openxmlformats.org/officeDocument/2006/relationships" xmlns:m="http://schemas.openxmlformats.org/officeDocument/2006/math" xmlns:v="urn:schemas-microsoft-com:vml" xmlns:wp14="http://schemas.microsoft.com/office/word/2010/wordprocessingDrawing" xmlns:wp="http://schemas.openxmlformats.org/drawingml/2006/wordprocessingDrawing" xmlns:w10="urn:schemas-microsoft-com:office:word" xmlns:w="http://schemas.openxmlformats.org/wordprocessingml/2006/main" xmlns:w14="http://schemas.microsoft.com/office/word/2010/wordml" xmlns:w15="http://schemas.microsoft.com/office/word/2012/wordml" xmlns:w16cex="http://schemas.microsoft.com/office/word/2018/wordml/cex" xmlns:w16cid="http://schemas.microsoft.com/office/word/2016/wordml/cid" xmlns:w16="http://schemas.microsoft.com/office/word/2018/wordml" xmlns:w16sdtdh="http://schemas.microsoft.com/office/word/2020/wordml/sdtdatahash" xmlns:w16se="http://schemas.microsoft.com/office/word/2015/wordml/symex" xmlns:wpg="http://schemas.microsoft.com/office/word/2010/wordprocessingGroup" xmlns:wpi="http://schemas.microsoft.com/office/word/2010/wordprocessingInk" xmlns:wne="http://schemas.microsoft.com/office/word/2006/wordml" xmlns:wps="http://schemas.microsoft.com/office/word/2010/wordprocessingShape" mc:Ignorable="w14 w15 w16se w16cid w16 w16cex w16sdtdh wp14">
+<w:hdr xmlns:wpc="http://schemas.microsoft.com/office/word/2010/wordprocessingCanvas" xmlns:cx="http://schemas.microsoft.com/office/drawing/2014/chartex" xmlns:cx1="http://schemas.microsoft.com/office/drawing/2015/9/8/chartex" xmlns:cx2="http://schemas.microsoft.com/office/drawing/2015/10/21/chartex" xmlns:cx3="http://schemas.microsoft.com/office/drawing/2016/5/9/chartex" xmlns:cx4="http://schemas.microsoft.com/office/drawing/2016/5/10/chartex" xmlns:cx5="http://schemas.microsoft.com/office/drawing/2016/5/11/chartex" xmlns:cx6="http://schemas.microsoft.com/office/drawing/2016/5/12/chartex" xmlns:cx7="http://schemas.microsoft.com/office/drawing/2016/5/13/chartex" xmlns:cx8="http://schemas.microsoft.com/office/drawing/2016/5/14/chartex" xmlns:mc="http://schemas.openxmlformats.org/markup-compatibility/2006" xmlns:aink="http://schemas.microsoft.com/office/drawing/2016/ink" xmlns:am3d="http://schemas.microsoft.com/office/drawing/2017/model3d" xmlns:o="urn:schemas-microsoft-com:office:office" xmlns:oel="http://schemas.microsoft.com/office/2019/extlst" xmlns:r="http://schemas.openxmlformats.org/officeDocument/2006/relationships" xmlns:m="http://schemas.openxmlformats.org/officeDocument/2006/math" xmlns:v="urn:schemas-microsoft-com:vml" xmlns:wp14="http://schemas.microsoft.com/office/word/2010/wordprocessingDrawing" xmlns:wp="http://schemas.openxmlformats.org/drawingml/2006/wordprocessingDrawing" xmlns:w10="urn:schemas-microsoft-com:office:word" xmlns:w="http://schemas.openxmlformats.org/wordprocessingml/2006/main" xmlns:w14="http://schemas.microsoft.com/office/word/2010/wordml" xmlns:w15="http://schemas.microsoft.com/office/word/2012/wordml" xmlns:w16cex="http://schemas.microsoft.com/office/word/2018/wordml/cex" xmlns:w16cid="http://schemas.microsoft.com/office/word/2016/wordml/cid" xmlns:w16="http://schemas.microsoft.com/office/word/2018/wordml" xmlns:w16sdtdh="http://schemas.microsoft.com/office/word/2020/wordml/sdtdatahash" xmlns:w16se="http://schemas.microsoft.com/office/word/2015/wordml/symex" xmlns:wpg="http://schemas.microsoft.com/office/word/2010/wordprocessingGroup" xmlns:wpi="http://schemas.microsoft.com/office/word/2010/wordprocessingInk" xmlns:wne="http://schemas.microsoft.com/office/word/2006/wordml" xmlns:wps="http://schemas.microsoft.com/office/word/2010/wordprocessingShape" mc:Ignorable="w14 w15 w16se w16cid w16 w16cex w16sdtdh wp14">
   <w:p>
     <w:pPr>
       <w:pStyle w:val="Textkrper"/>
@@ -5363,7 +5219,7 @@
 </file>
 
 <file path=word/header3.xml><?xml version="1.0" encoding="utf-8"?>
-<w:hdr xmlns:wpc="http://schemas.microsoft.com/office/word/2010/wordprocessingCanvas" xmlns:cx="http://schemas.microsoft.com/office/drawing/2014/chartex" xmlns:cx1="http://schemas.microsoft.com/office/drawing/2015/9/8/chartex" xmlns:cx2="http://schemas.microsoft.com/office/drawing/2015/10/21/chartex" xmlns:cx3="http://schemas.microsoft.com/office/drawing/2016/5/9/chartex" xmlns:cx4="http://schemas.microsoft.com/office/drawing/2016/5/10/chartex" xmlns:cx5="http://schemas.microsoft.com/office/drawing/2016/5/11/chartex" xmlns:cx6="http://schemas.microsoft.com/office/drawing/2016/5/12/chartex" xmlns:cx7="http://schemas.microsoft.com/office/drawing/2016/5/13/chartex" xmlns:cx8="http://schemas.microsoft.com/office/drawing/2016/5/14/chartex" xmlns:mc="http://schemas.openxmlformats.org/markup-compatibility/2006" xmlns:aink="http://schemas.microsoft.com/office/drawing/2016/ink" xmlns:am3d="http://schemas.microsoft.com/office/drawing/2017/model3d" xmlns:o="urn:schemas-microsoft-com:office:office" xmlns:r="http://schemas.openxmlformats.org/officeDocument/2006/relationships" xmlns:m="http://schemas.openxmlformats.org/officeDocument/2006/math" xmlns:v="urn:schemas-microsoft-com:vml" xmlns:wp14="http://schemas.microsoft.com/office/word/2010/wordprocessingDrawing" xmlns:wp="http://schemas.openxmlformats.org/drawingml/2006/wordprocessingDrawing" xmlns:w10="urn:schemas-microsoft-com:office:word" xmlns:w="http://schemas.openxmlformats.org/wordprocessingml/2006/main" xmlns:w14="http://schemas.microsoft.com/office/word/2010/wordml" xmlns:w15="http://schemas.microsoft.com/office/word/2012/wordml" xmlns:w16cex="http://schemas.microsoft.com/office/word/2018/wordml/cex" xmlns:w16cid="http://schemas.microsoft.com/office/word/2016/wordml/cid" xmlns:w16="http://schemas.microsoft.com/office/word/2018/wordml" xmlns:w16sdtdh="http://schemas.microsoft.com/office/word/2020/wordml/sdtdatahash" xmlns:w16se="http://schemas.microsoft.com/office/word/2015/wordml/symex" xmlns:wpg="http://schemas.microsoft.com/office/word/2010/wordprocessingGroup" xmlns:wpi="http://schemas.microsoft.com/office/word/2010/wordprocessingInk" xmlns:wne="http://schemas.microsoft.com/office/word/2006/wordml" xmlns:wps="http://schemas.microsoft.com/office/word/2010/wordprocessingShape" mc:Ignorable="w14 w15 w16se w16cid w16 w16cex w16sdtdh wp14">
+<w:hdr xmlns:wpc="http://schemas.microsoft.com/office/word/2010/wordprocessingCanvas" xmlns:cx="http://schemas.microsoft.com/office/drawing/2014/chartex" xmlns:cx1="http://schemas.microsoft.com/office/drawing/2015/9/8/chartex" xmlns:cx2="http://schemas.microsoft.com/office/drawing/2015/10/21/chartex" xmlns:cx3="http://schemas.microsoft.com/office/drawing/2016/5/9/chartex" xmlns:cx4="http://schemas.microsoft.com/office/drawing/2016/5/10/chartex" xmlns:cx5="http://schemas.microsoft.com/office/drawing/2016/5/11/chartex" xmlns:cx6="http://schemas.microsoft.com/office/drawing/2016/5/12/chartex" xmlns:cx7="http://schemas.microsoft.com/office/drawing/2016/5/13/chartex" xmlns:cx8="http://schemas.microsoft.com/office/drawing/2016/5/14/chartex" xmlns:mc="http://schemas.openxmlformats.org/markup-compatibility/2006" xmlns:aink="http://schemas.microsoft.com/office/drawing/2016/ink" xmlns:am3d="http://schemas.microsoft.com/office/drawing/2017/model3d" xmlns:o="urn:schemas-microsoft-com:office:office" xmlns:oel="http://schemas.microsoft.com/office/2019/extlst" xmlns:r="http://schemas.openxmlformats.org/officeDocument/2006/relationships" xmlns:m="http://schemas.openxmlformats.org/officeDocument/2006/math" xmlns:v="urn:schemas-microsoft-com:vml" xmlns:wp14="http://schemas.microsoft.com/office/word/2010/wordprocessingDrawing" xmlns:wp="http://schemas.openxmlformats.org/drawingml/2006/wordprocessingDrawing" xmlns:w10="urn:schemas-microsoft-com:office:word" xmlns:w="http://schemas.openxmlformats.org/wordprocessingml/2006/main" xmlns:w14="http://schemas.microsoft.com/office/word/2010/wordml" xmlns:w15="http://schemas.microsoft.com/office/word/2012/wordml" xmlns:w16cex="http://schemas.microsoft.com/office/word/2018/wordml/cex" xmlns:w16cid="http://schemas.microsoft.com/office/word/2016/wordml/cid" xmlns:w16="http://schemas.microsoft.com/office/word/2018/wordml" xmlns:w16sdtdh="http://schemas.microsoft.com/office/word/2020/wordml/sdtdatahash" xmlns:w16se="http://schemas.microsoft.com/office/word/2015/wordml/symex" xmlns:wpg="http://schemas.microsoft.com/office/word/2010/wordprocessingGroup" xmlns:wpi="http://schemas.microsoft.com/office/word/2010/wordprocessingInk" xmlns:wne="http://schemas.microsoft.com/office/word/2006/wordml" xmlns:wps="http://schemas.microsoft.com/office/word/2010/wordprocessingShape" mc:Ignorable="w14 w15 w16se w16cid w16 w16cex w16sdtdh wp14">
   <w:p>
     <w:pPr>
       <w:pStyle w:val="Kopfzeile"/>
@@ -5373,7 +5229,7 @@
 </file>
 
 <file path=word/numbering.xml><?xml version="1.0" encoding="utf-8"?>
-<w:numbering xmlns:wpc="http://schemas.microsoft.com/office/word/2010/wordprocessingCanvas" xmlns:cx="http://schemas.microsoft.com/office/drawing/2014/chartex" xmlns:cx1="http://schemas.microsoft.com/office/drawing/2015/9/8/chartex" xmlns:cx2="http://schemas.microsoft.com/office/drawing/2015/10/21/chartex" xmlns:cx3="http://schemas.microsoft.com/office/drawing/2016/5/9/chartex" xmlns:cx4="http://schemas.microsoft.com/office/drawing/2016/5/10/chartex" xmlns:cx5="http://schemas.microsoft.com/office/drawing/2016/5/11/chartex" xmlns:cx6="http://schemas.microsoft.com/office/drawing/2016/5/12/chartex" xmlns:cx7="http://schemas.microsoft.com/office/drawing/2016/5/13/chartex" xmlns:cx8="http://schemas.microsoft.com/office/drawing/2016/5/14/chartex" xmlns:mc="http://schemas.openxmlformats.org/markup-compatibility/2006" xmlns:aink="http://schemas.microsoft.com/office/drawing/2016/ink" xmlns:am3d="http://schemas.microsoft.com/office/drawing/2017/model3d" xmlns:o="urn:schemas-microsoft-com:office:office" xmlns:r="http://schemas.openxmlformats.org/officeDocument/2006/relationships" xmlns:m="http://schemas.openxmlformats.org/officeDocument/2006/math" xmlns:v="urn:schemas-microsoft-com:vml" xmlns:wp14="http://schemas.microsoft.com/office/word/2010/wordprocessingDrawing" xmlns:wp="http://schemas.openxmlformats.org/drawingml/2006/wordprocessingDrawing" xmlns:w10="urn:schemas-microsoft-com:office:word" xmlns:w="http://schemas.openxmlformats.org/wordprocessingml/2006/main" xmlns:w14="http://schemas.microsoft.com/office/word/2010/wordml" xmlns:w15="http://schemas.microsoft.com/office/word/2012/wordml" xmlns:w16cex="http://schemas.microsoft.com/office/word/2018/wordml/cex" xmlns:w16cid="http://schemas.microsoft.com/office/word/2016/wordml/cid" xmlns:w16="http://schemas.microsoft.com/office/word/2018/wordml" xmlns:w16sdtdh="http://schemas.microsoft.com/office/word/2020/wordml/sdtdatahash" xmlns:w16se="http://schemas.microsoft.com/office/word/2015/wordml/symex" xmlns:wpg="http://schemas.microsoft.com/office/word/2010/wordprocessingGroup" xmlns:wpi="http://schemas.microsoft.com/office/word/2010/wordprocessingInk" xmlns:wne="http://schemas.microsoft.com/office/word/2006/wordml" xmlns:wps="http://schemas.microsoft.com/office/word/2010/wordprocessingShape" mc:Ignorable="w14 w15 w16se w16cid w16 w16cex w16sdtdh wp14">
+<w:numbering xmlns:wpc="http://schemas.microsoft.com/office/word/2010/wordprocessingCanvas" xmlns:cx="http://schemas.microsoft.com/office/drawing/2014/chartex" xmlns:cx1="http://schemas.microsoft.com/office/drawing/2015/9/8/chartex" xmlns:cx2="http://schemas.microsoft.com/office/drawing/2015/10/21/chartex" xmlns:cx3="http://schemas.microsoft.com/office/drawing/2016/5/9/chartex" xmlns:cx4="http://schemas.microsoft.com/office/drawing/2016/5/10/chartex" xmlns:cx5="http://schemas.microsoft.com/office/drawing/2016/5/11/chartex" xmlns:cx6="http://schemas.microsoft.com/office/drawing/2016/5/12/chartex" xmlns:cx7="http://schemas.microsoft.com/office/drawing/2016/5/13/chartex" xmlns:cx8="http://schemas.microsoft.com/office/drawing/2016/5/14/chartex" xmlns:mc="http://schemas.openxmlformats.org/markup-compatibility/2006" xmlns:aink="http://schemas.microsoft.com/office/drawing/2016/ink" xmlns:am3d="http://schemas.microsoft.com/office/drawing/2017/model3d" xmlns:o="urn:schemas-microsoft-com:office:office" xmlns:oel="http://schemas.microsoft.com/office/2019/extlst" xmlns:r="http://schemas.openxmlformats.org/officeDocument/2006/relationships" xmlns:m="http://schemas.openxmlformats.org/officeDocument/2006/math" xmlns:v="urn:schemas-microsoft-com:vml" xmlns:wp14="http://schemas.microsoft.com/office/word/2010/wordprocessingDrawing" xmlns:wp="http://schemas.openxmlformats.org/drawingml/2006/wordprocessingDrawing" xmlns:w10="urn:schemas-microsoft-com:office:word" xmlns:w="http://schemas.openxmlformats.org/wordprocessingml/2006/main" xmlns:w14="http://schemas.microsoft.com/office/word/2010/wordml" xmlns:w15="http://schemas.microsoft.com/office/word/2012/wordml" xmlns:w16cex="http://schemas.microsoft.com/office/word/2018/wordml/cex" xmlns:w16cid="http://schemas.microsoft.com/office/word/2016/wordml/cid" xmlns:w16="http://schemas.microsoft.com/office/word/2018/wordml" xmlns:w16sdtdh="http://schemas.microsoft.com/office/word/2020/wordml/sdtdatahash" xmlns:w16se="http://schemas.microsoft.com/office/word/2015/wordml/symex" xmlns:wpg="http://schemas.microsoft.com/office/word/2010/wordprocessingGroup" xmlns:wpi="http://schemas.microsoft.com/office/word/2010/wordprocessingInk" xmlns:wne="http://schemas.microsoft.com/office/word/2006/wordml" xmlns:wps="http://schemas.microsoft.com/office/word/2010/wordprocessingShape" mc:Ignorable="w14 w15 w16se w16cid w16 w16cex w16sdtdh wp14">
   <w:abstractNum w:abstractNumId="0" w15:restartNumberingAfterBreak="0">
     <w:nsid w:val="08253120"/>
     <w:multiLevelType w:val="hybridMultilevel"/>
@@ -5931,22 +5787,30 @@
       </w:rPr>
     </w:lvl>
   </w:abstractNum>
-  <w:num w:numId="1">
+  <w:num w:numId="1" w16cid:durableId="734669636">
     <w:abstractNumId w:val="2"/>
   </w:num>
-  <w:num w:numId="2">
+  <w:num w:numId="2" w16cid:durableId="1846044572">
     <w:abstractNumId w:val="1"/>
   </w:num>
-  <w:num w:numId="3">
+  <w:num w:numId="3" w16cid:durableId="1305044844">
     <w:abstractNumId w:val="4"/>
   </w:num>
-  <w:num w:numId="4">
+  <w:num w:numId="4" w16cid:durableId="40248059">
     <w:abstractNumId w:val="0"/>
   </w:num>
-  <w:num w:numId="5">
+  <w:num w:numId="5" w16cid:durableId="369500551">
     <w:abstractNumId w:val="3"/>
   </w:num>
 </w:numbering>
+</file>
+
+<file path=word/people.xml><?xml version="1.0" encoding="utf-8"?>
+<w15:people xmlns:wpc="http://schemas.microsoft.com/office/word/2010/wordprocessingCanvas" xmlns:cx="http://schemas.microsoft.com/office/drawing/2014/chartex" xmlns:cx1="http://schemas.microsoft.com/office/drawing/2015/9/8/chartex" xmlns:cx2="http://schemas.microsoft.com/office/drawing/2015/10/21/chartex" xmlns:cx3="http://schemas.microsoft.com/office/drawing/2016/5/9/chartex" xmlns:cx4="http://schemas.microsoft.com/office/drawing/2016/5/10/chartex" xmlns:cx5="http://schemas.microsoft.com/office/drawing/2016/5/11/chartex" xmlns:cx6="http://schemas.microsoft.com/office/drawing/2016/5/12/chartex" xmlns:cx7="http://schemas.microsoft.com/office/drawing/2016/5/13/chartex" xmlns:cx8="http://schemas.microsoft.com/office/drawing/2016/5/14/chartex" xmlns:mc="http://schemas.openxmlformats.org/markup-compatibility/2006" xmlns:aink="http://schemas.microsoft.com/office/drawing/2016/ink" xmlns:am3d="http://schemas.microsoft.com/office/drawing/2017/model3d" xmlns:o="urn:schemas-microsoft-com:office:office" xmlns:oel="http://schemas.microsoft.com/office/2019/extlst" xmlns:r="http://schemas.openxmlformats.org/officeDocument/2006/relationships" xmlns:m="http://schemas.openxmlformats.org/officeDocument/2006/math" xmlns:v="urn:schemas-microsoft-com:vml" xmlns:wp14="http://schemas.microsoft.com/office/word/2010/wordprocessingDrawing" xmlns:wp="http://schemas.openxmlformats.org/drawingml/2006/wordprocessingDrawing" xmlns:w10="urn:schemas-microsoft-com:office:word" xmlns:w="http://schemas.openxmlformats.org/wordprocessingml/2006/main" xmlns:w14="http://schemas.microsoft.com/office/word/2010/wordml" xmlns:w15="http://schemas.microsoft.com/office/word/2012/wordml" xmlns:w16cex="http://schemas.microsoft.com/office/word/2018/wordml/cex" xmlns:w16cid="http://schemas.microsoft.com/office/word/2016/wordml/cid" xmlns:w16="http://schemas.microsoft.com/office/word/2018/wordml" xmlns:w16sdtdh="http://schemas.microsoft.com/office/word/2020/wordml/sdtdatahash" xmlns:w16se="http://schemas.microsoft.com/office/word/2015/wordml/symex" xmlns:wpg="http://schemas.microsoft.com/office/word/2010/wordprocessingGroup" xmlns:wpi="http://schemas.microsoft.com/office/word/2010/wordprocessingInk" xmlns:wne="http://schemas.microsoft.com/office/word/2006/wordml" xmlns:wps="http://schemas.microsoft.com/office/word/2010/wordprocessingShape" mc:Ignorable="w14 w15 w16se w16cid w16 w16cex w16sdtdh wp14">
+  <w15:person w15:author="Imke Endjer">
+    <w15:presenceInfo w15:providerId="AD" w15:userId="S::imke.endjer@uni-oldenburg.de::1afa6594-d4a8-48a2-b73b-6dd640e31d31"/>
+  </w15:person>
+</w15:people>
 </file>
 
 <file path=word/styles.xml><?xml version="1.0" encoding="utf-8"?>
@@ -6514,6 +6378,21 @@
       <w:rFonts w:ascii="Arial" w:eastAsia="Arial" w:hAnsi="Arial" w:cs="Arial"/>
     </w:rPr>
   </w:style>
+  <w:style w:type="paragraph" w:styleId="berarbeitung">
+    <w:name w:val="Revision"/>
+    <w:hidden/>
+    <w:uiPriority w:val="99"/>
+    <w:semiHidden/>
+    <w:rsid w:val="00347FCD"/>
+    <w:pPr>
+      <w:widowControl/>
+      <w:autoSpaceDE/>
+      <w:autoSpaceDN/>
+    </w:pPr>
+    <w:rPr>
+      <w:rFonts w:ascii="Arial" w:eastAsia="Arial" w:hAnsi="Arial" w:cs="Arial"/>
+    </w:rPr>
+  </w:style>
 </w:styles>
 </file>
 

--- a/7_KI-Basismodule/KI-B4/KI-B4.4_Bias.docx
+++ b/7_KI-Basismodule/KI-B4/KI-B4.4_Bias.docx
@@ -20,11 +20,31 @@
           <w:lang w:val="de-DE"/>
         </w:rPr>
       </w:pPr>
+      <w:commentRangeStart w:id="0"/>
+      <w:commentRangeStart w:id="1"/>
       <w:r>
         <w:rPr>
           <w:lang w:val="de-DE"/>
         </w:rPr>
         <w:t>KI in den Nachrichten</w:t>
+      </w:r>
+      <w:commentRangeEnd w:id="0"/>
+      <w:r>
+        <w:rPr>
+          <w:rStyle w:val="Kommentarzeichen"/>
+          <w:rFonts w:eastAsia="Arial" w:cs="Arial"/>
+          <w:b w:val="0"/>
+        </w:rPr>
+        <w:commentReference w:id="0"/>
+      </w:r>
+      <w:commentRangeEnd w:id="1"/>
+      <w:r>
+        <w:rPr>
+          <w:rStyle w:val="Kommentarzeichen"/>
+          <w:rFonts w:eastAsia="Arial" w:cs="Arial"/>
+          <w:b w:val="0"/>
+        </w:rPr>
+        <w:commentReference w:id="1"/>
       </w:r>
     </w:p>
     <w:p>
@@ -153,14 +173,6 @@
                               <w:rPr>
                                 <w:lang w:val="de-DE"/>
                               </w:rPr>
-                              <w:pPrChange w:id="0" w:author="Imke Endjer" w:date="2023-02-22T11:50:00Z">
-                                <w:pPr>
-                                  <w:pStyle w:val="KeinLeerraum"/>
-                                  <w:spacing w:beforeLines="60" w:before="144" w:after="160" w:line="288" w:lineRule="auto"/>
-                                  <w:ind w:left="60"/>
-                                  <w:contextualSpacing/>
-                                </w:pPr>
-                              </w:pPrChange>
                             </w:pPr>
                             <w:r>
                               <w:rPr>
@@ -168,7 +180,23 @@
                                 <w:szCs w:val="21"/>
                                 <w:lang w:val="de-DE"/>
                               </w:rPr>
-                              <w:t>Ein Unternehmen sucht neue Mitarbeiter und Mitarbeiterinnen. Dazu soll möglichst wenig Zeit</w:t>
+                              <w:t>Ein Unternehmen sucht neue Mitarbeiter</w:t>
+                            </w:r>
+                            <w:r>
+                              <w:rPr>
+                                <w:sz w:val="21"/>
+                                <w:szCs w:val="21"/>
+                                <w:lang w:val="de-DE"/>
+                              </w:rPr>
+                              <w:t>*innen</w:t>
+                            </w:r>
+                            <w:r>
+                              <w:rPr>
+                                <w:sz w:val="21"/>
+                                <w:szCs w:val="21"/>
+                                <w:lang w:val="de-DE"/>
+                              </w:rPr>
+                              <w:t>. Dazu soll möglichst wenig Zeit</w:t>
                             </w:r>
                             <w:r>
                               <w:rPr>
@@ -204,13 +232,6 @@
                                 <w:szCs w:val="21"/>
                                 <w:lang w:val="de-DE"/>
                               </w:rPr>
-                              <w:pPrChange w:id="1" w:author="Imke Endjer" w:date="2023-02-22T11:50:00Z">
-                                <w:pPr>
-                                  <w:pStyle w:val="KeinLeerraum"/>
-                                  <w:spacing w:beforeLines="60" w:before="144" w:after="160" w:line="288" w:lineRule="auto"/>
-                                  <w:ind w:left="60"/>
-                                </w:pPr>
-                              </w:pPrChange>
                             </w:pPr>
                             <w:r>
                               <w:rPr>
@@ -218,7 +239,41 @@
                                 <w:szCs w:val="21"/>
                                 <w:lang w:val="de-DE"/>
                               </w:rPr>
-                              <w:t>Das KI-System sollte somit lernen, welche Eigenschaften das Unternehmen bei seinen Mitarbeiterinnen und Mitarbeitern bevorzugt und damit anschließend selbst die Bewerberauswahl vornehmen.</w:t>
+                              <w:t>Das KI-System sollte somit lernen, welche Eigenschaften das Unternehmen bei seinen Mitarbeiterinnen und Mitarbeitern bevorzugt und damit anschließend selbst die Bewerber</w:t>
+                            </w:r>
+                            <w:r>
+                              <w:rPr>
+                                <w:sz w:val="21"/>
+                                <w:szCs w:val="21"/>
+                                <w:lang w:val="de-DE"/>
+                              </w:rPr>
+                              <w:t>*</w:t>
+                            </w:r>
+                            <w:proofErr w:type="spellStart"/>
+                            <w:r>
+                              <w:rPr>
+                                <w:sz w:val="21"/>
+                                <w:szCs w:val="21"/>
+                                <w:lang w:val="de-DE"/>
+                              </w:rPr>
+                              <w:t>innen</w:t>
+                            </w:r>
+                            <w:r>
+                              <w:rPr>
+                                <w:sz w:val="21"/>
+                                <w:szCs w:val="21"/>
+                                <w:lang w:val="de-DE"/>
+                              </w:rPr>
+                              <w:t>auswahl</w:t>
+                            </w:r>
+                            <w:proofErr w:type="spellEnd"/>
+                            <w:r>
+                              <w:rPr>
+                                <w:sz w:val="21"/>
+                                <w:szCs w:val="21"/>
+                                <w:lang w:val="de-DE"/>
+                              </w:rPr>
+                              <w:t xml:space="preserve"> vornehmen.</w:t>
                             </w:r>
                           </w:p>
                           <w:p>
@@ -231,12 +286,6 @@
                                 <w:szCs w:val="21"/>
                                 <w:lang w:val="de-DE"/>
                               </w:rPr>
-                              <w:pPrChange w:id="2" w:author="Imke Endjer" w:date="2023-02-22T11:50:00Z">
-                                <w:pPr>
-                                  <w:spacing w:beforeLines="60" w:before="144" w:after="160" w:line="288" w:lineRule="auto"/>
-                                  <w:ind w:left="60"/>
-                                </w:pPr>
-                              </w:pPrChange>
                             </w:pPr>
                             <w:r>
                               <w:rPr>
@@ -284,14 +333,6 @@
                         <w:rPr>
                           <w:lang w:val="de-DE"/>
                         </w:rPr>
-                        <w:pPrChange w:id="3" w:author="Imke Endjer" w:date="2023-02-22T11:50:00Z">
-                          <w:pPr>
-                            <w:pStyle w:val="KeinLeerraum"/>
-                            <w:spacing w:beforeLines="60" w:before="144" w:after="160" w:line="288" w:lineRule="auto"/>
-                            <w:ind w:left="60"/>
-                            <w:contextualSpacing/>
-                          </w:pPr>
-                        </w:pPrChange>
                       </w:pPr>
                       <w:r>
                         <w:rPr>
@@ -299,7 +340,23 @@
                           <w:szCs w:val="21"/>
                           <w:lang w:val="de-DE"/>
                         </w:rPr>
-                        <w:t>Ein Unternehmen sucht neue Mitarbeiter und Mitarbeiterinnen. Dazu soll möglichst wenig Zeit</w:t>
+                        <w:t>Ein Unternehmen sucht neue Mitarbeiter</w:t>
+                      </w:r>
+                      <w:r>
+                        <w:rPr>
+                          <w:sz w:val="21"/>
+                          <w:szCs w:val="21"/>
+                          <w:lang w:val="de-DE"/>
+                        </w:rPr>
+                        <w:t>*innen</w:t>
+                      </w:r>
+                      <w:r>
+                        <w:rPr>
+                          <w:sz w:val="21"/>
+                          <w:szCs w:val="21"/>
+                          <w:lang w:val="de-DE"/>
+                        </w:rPr>
+                        <w:t>. Dazu soll möglichst wenig Zeit</w:t>
                       </w:r>
                       <w:r>
                         <w:rPr>
@@ -335,13 +392,6 @@
                           <w:szCs w:val="21"/>
                           <w:lang w:val="de-DE"/>
                         </w:rPr>
-                        <w:pPrChange w:id="4" w:author="Imke Endjer" w:date="2023-02-22T11:50:00Z">
-                          <w:pPr>
-                            <w:pStyle w:val="KeinLeerraum"/>
-                            <w:spacing w:beforeLines="60" w:before="144" w:after="160" w:line="288" w:lineRule="auto"/>
-                            <w:ind w:left="60"/>
-                          </w:pPr>
-                        </w:pPrChange>
                       </w:pPr>
                       <w:r>
                         <w:rPr>
@@ -349,7 +399,41 @@
                           <w:szCs w:val="21"/>
                           <w:lang w:val="de-DE"/>
                         </w:rPr>
-                        <w:t>Das KI-System sollte somit lernen, welche Eigenschaften das Unternehmen bei seinen Mitarbeiterinnen und Mitarbeitern bevorzugt und damit anschließend selbst die Bewerberauswahl vornehmen.</w:t>
+                        <w:t>Das KI-System sollte somit lernen, welche Eigenschaften das Unternehmen bei seinen Mitarbeiterinnen und Mitarbeitern bevorzugt und damit anschließend selbst die Bewerber</w:t>
+                      </w:r>
+                      <w:r>
+                        <w:rPr>
+                          <w:sz w:val="21"/>
+                          <w:szCs w:val="21"/>
+                          <w:lang w:val="de-DE"/>
+                        </w:rPr>
+                        <w:t>*</w:t>
+                      </w:r>
+                      <w:proofErr w:type="spellStart"/>
+                      <w:r>
+                        <w:rPr>
+                          <w:sz w:val="21"/>
+                          <w:szCs w:val="21"/>
+                          <w:lang w:val="de-DE"/>
+                        </w:rPr>
+                        <w:t>innen</w:t>
+                      </w:r>
+                      <w:r>
+                        <w:rPr>
+                          <w:sz w:val="21"/>
+                          <w:szCs w:val="21"/>
+                          <w:lang w:val="de-DE"/>
+                        </w:rPr>
+                        <w:t>auswahl</w:t>
+                      </w:r>
+                      <w:proofErr w:type="spellEnd"/>
+                      <w:r>
+                        <w:rPr>
+                          <w:sz w:val="21"/>
+                          <w:szCs w:val="21"/>
+                          <w:lang w:val="de-DE"/>
+                        </w:rPr>
+                        <w:t xml:space="preserve"> vornehmen.</w:t>
                       </w:r>
                     </w:p>
                     <w:p>
@@ -362,12 +446,6 @@
                           <w:szCs w:val="21"/>
                           <w:lang w:val="de-DE"/>
                         </w:rPr>
-                        <w:pPrChange w:id="5" w:author="Imke Endjer" w:date="2023-02-22T11:50:00Z">
-                          <w:pPr>
-                            <w:spacing w:beforeLines="60" w:before="144" w:after="160" w:line="288" w:lineRule="auto"/>
-                            <w:ind w:left="60"/>
-                          </w:pPr>
-                        </w:pPrChange>
                       </w:pPr>
                       <w:r>
                         <w:rPr>
@@ -390,7 +468,33 @@
         <w:rPr>
           <w:lang w:val="de-DE"/>
         </w:rPr>
-        <w:t>Szenario 1: Bewerberauswahl mit KI</w:t>
+        <w:t>Szenario 1: Bewerber</w:t>
+      </w:r>
+      <w:r>
+        <w:rPr>
+          <w:lang w:val="de-DE"/>
+        </w:rPr>
+        <w:t>*</w:t>
+      </w:r>
+      <w:proofErr w:type="spellStart"/>
+      <w:r>
+        <w:rPr>
+          <w:lang w:val="de-DE"/>
+        </w:rPr>
+        <w:t>innen</w:t>
+      </w:r>
+      <w:r>
+        <w:rPr>
+          <w:lang w:val="de-DE"/>
+        </w:rPr>
+        <w:t>auswahl</w:t>
+      </w:r>
+      <w:proofErr w:type="spellEnd"/>
+      <w:r>
+        <w:rPr>
+          <w:lang w:val="de-DE"/>
+        </w:rPr>
+        <w:t xml:space="preserve"> mit KI</w:t>
       </w:r>
     </w:p>
     <w:p>
@@ -2790,12 +2894,8 @@
           <w:lang w:val="de-DE"/>
         </w:rPr>
         <w:sectPr>
-          <w:headerReference w:type="even" r:id="rId7"/>
-          <w:headerReference w:type="default" r:id="rId8"/>
-          <w:footerReference w:type="even" r:id="rId9"/>
-          <w:footerReference w:type="default" r:id="rId10"/>
-          <w:headerReference w:type="first" r:id="rId11"/>
-          <w:footerReference w:type="first" r:id="rId12"/>
+          <w:headerReference w:type="default" r:id="rId11"/>
+          <w:footerReference w:type="default" r:id="rId12"/>
           <w:type w:val="continuous"/>
           <w:pgSz w:w="11910" w:h="16840"/>
           <w:pgMar w:top="880" w:right="620" w:bottom="640" w:left="1418" w:header="508" w:footer="441" w:gutter="0"/>
@@ -2843,16 +2943,16 @@
         <mc:AlternateContent>
           <mc:Choice Requires="wps">
             <w:drawing>
-              <wp:anchor distT="0" distB="0" distL="0" distR="0" simplePos="0" relativeHeight="251659776" behindDoc="0" locked="0" layoutInCell="1" allowOverlap="1" wp14:anchorId="6F146987" wp14:editId="45188C72">
+              <wp:anchor distT="0" distB="0" distL="0" distR="0" simplePos="0" relativeHeight="251659776" behindDoc="0" locked="0" layoutInCell="1" allowOverlap="1" wp14:anchorId="6F146987" wp14:editId="55D12750">
                 <wp:simplePos x="0" y="0"/>
                 <wp:positionH relativeFrom="page">
-                  <wp:posOffset>899795</wp:posOffset>
+                  <wp:posOffset>897255</wp:posOffset>
                 </wp:positionH>
                 <wp:positionV relativeFrom="paragraph">
-                  <wp:posOffset>387713</wp:posOffset>
+                  <wp:posOffset>387985</wp:posOffset>
                 </wp:positionV>
-                <wp:extent cx="5803900" cy="3075940"/>
-                <wp:effectExtent l="0" t="0" r="25400" b="10160"/>
+                <wp:extent cx="6159500" cy="3075940"/>
+                <wp:effectExtent l="0" t="0" r="12700" b="10160"/>
                 <wp:wrapTopAndBottom/>
                 <wp:docPr id="8" name="Text Box 3"/>
                 <wp:cNvGraphicFramePr>
@@ -2867,7 +2967,7 @@
                       <wps:spPr bwMode="auto">
                         <a:xfrm>
                           <a:off x="0" y="0"/>
-                          <a:ext cx="5803900" cy="3075940"/>
+                          <a:ext cx="6159500" cy="3075940"/>
                         </a:xfrm>
                         <a:prstGeom prst="rect">
                           <a:avLst/>
@@ -2898,12 +2998,6 @@
                                 <w:szCs w:val="21"/>
                                 <w:lang w:val="de-DE"/>
                               </w:rPr>
-                              <w:pPrChange w:id="6" w:author="Imke Endjer" w:date="2023-02-22T11:52:00Z">
-                                <w:pPr>
-                                  <w:spacing w:beforeLines="60" w:before="144" w:after="160" w:line="288" w:lineRule="auto"/>
-                                  <w:ind w:left="60"/>
-                                </w:pPr>
-                              </w:pPrChange>
                             </w:pPr>
                             <w:r>
                               <w:rPr>
@@ -2931,7 +3025,6 @@
                             </w:r>
                             <w:r>
                               <w:rPr>
-                                <w:spacing w:val="-10"/>
                                 <w:sz w:val="21"/>
                                 <w:szCs w:val="21"/>
                                 <w:lang w:val="de-DE"/>
@@ -2948,7 +3041,6 @@
                             </w:r>
                             <w:r>
                               <w:rPr>
-                                <w:spacing w:val="-10"/>
                                 <w:sz w:val="21"/>
                                 <w:szCs w:val="21"/>
                                 <w:lang w:val="de-DE"/>
@@ -2965,7 +3057,6 @@
                             </w:r>
                             <w:r>
                               <w:rPr>
-                                <w:spacing w:val="-10"/>
                                 <w:sz w:val="21"/>
                                 <w:szCs w:val="21"/>
                                 <w:lang w:val="de-DE"/>
@@ -2982,7 +3073,6 @@
                             </w:r>
                             <w:r>
                               <w:rPr>
-                                <w:spacing w:val="-10"/>
                                 <w:sz w:val="21"/>
                                 <w:szCs w:val="21"/>
                                 <w:lang w:val="de-DE"/>
@@ -2999,7 +3089,6 @@
                             </w:r>
                             <w:r>
                               <w:rPr>
-                                <w:spacing w:val="-10"/>
                                 <w:sz w:val="21"/>
                                 <w:szCs w:val="21"/>
                                 <w:lang w:val="de-DE"/>
@@ -3016,7 +3105,6 @@
                             </w:r>
                             <w:r>
                               <w:rPr>
-                                <w:spacing w:val="-10"/>
                                 <w:sz w:val="21"/>
                                 <w:szCs w:val="21"/>
                                 <w:lang w:val="de-DE"/>
@@ -3033,7 +3121,6 @@
                             </w:r>
                             <w:r>
                               <w:rPr>
-                                <w:spacing w:val="-10"/>
                                 <w:sz w:val="21"/>
                                 <w:szCs w:val="21"/>
                                 <w:lang w:val="de-DE"/>
@@ -3050,7 +3137,6 @@
                             </w:r>
                             <w:r>
                               <w:rPr>
-                                <w:spacing w:val="-10"/>
                                 <w:sz w:val="21"/>
                                 <w:szCs w:val="21"/>
                                 <w:lang w:val="de-DE"/>
@@ -3067,7 +3153,6 @@
                             </w:r>
                             <w:r>
                               <w:rPr>
-                                <w:spacing w:val="-10"/>
                                 <w:sz w:val="21"/>
                                 <w:szCs w:val="21"/>
                                 <w:lang w:val="de-DE"/>
@@ -3084,7 +3169,6 @@
                             </w:r>
                             <w:r>
                               <w:rPr>
-                                <w:spacing w:val="-10"/>
                                 <w:sz w:val="21"/>
                                 <w:szCs w:val="21"/>
                                 <w:lang w:val="de-DE"/>
@@ -3101,7 +3185,6 @@
                             </w:r>
                             <w:r>
                               <w:rPr>
-                                <w:spacing w:val="-10"/>
                                 <w:sz w:val="21"/>
                                 <w:szCs w:val="21"/>
                                 <w:lang w:val="de-DE"/>
@@ -3118,7 +3201,6 @@
                             </w:r>
                             <w:r>
                               <w:rPr>
-                                <w:spacing w:val="-48"/>
                                 <w:sz w:val="21"/>
                                 <w:szCs w:val="21"/>
                                 <w:lang w:val="de-DE"/>
@@ -3147,11 +3229,26 @@
                                 <w:szCs w:val="21"/>
                                 <w:lang w:val="de-DE"/>
                               </w:rPr>
-                              <w:t>So war auf Plakaten zu lesen, dass Lehrerinnen und Lehrer und nicht die Postleitzahlen über Noten entscheiden sollten. Die Maßnahme wurde</w:t>
-                            </w:r>
-                            <w:r>
-                              <w:rPr>
-                                <w:spacing w:val="-13"/>
+                              <w:t xml:space="preserve">So war auf Plakaten zu lesen, dass </w:t>
+                            </w:r>
+                            <w:r>
+                              <w:rPr>
+                                <w:sz w:val="21"/>
+                                <w:szCs w:val="21"/>
+                                <w:lang w:val="de-DE"/>
+                              </w:rPr>
+                              <w:t>Lehrkräfte</w:t>
+                            </w:r>
+                            <w:r>
+                              <w:rPr>
+                                <w:sz w:val="21"/>
+                                <w:szCs w:val="21"/>
+                                <w:lang w:val="de-DE"/>
+                              </w:rPr>
+                              <w:t xml:space="preserve"> und nicht die Postleitzahlen über Noten entscheiden sollten. Die Maßnahme wurde</w:t>
+                            </w:r>
+                            <w:r>
+                              <w:rPr>
                                 <w:sz w:val="21"/>
                                 <w:szCs w:val="21"/>
                                 <w:lang w:val="de-DE"/>
@@ -3168,7 +3265,6 @@
                             </w:r>
                             <w:r>
                               <w:rPr>
-                                <w:spacing w:val="-13"/>
                                 <w:sz w:val="21"/>
                                 <w:szCs w:val="21"/>
                                 <w:lang w:val="de-DE"/>
@@ -3185,7 +3281,6 @@
                             </w:r>
                             <w:r>
                               <w:rPr>
-                                <w:spacing w:val="-13"/>
                                 <w:sz w:val="21"/>
                                 <w:szCs w:val="21"/>
                                 <w:lang w:val="de-DE"/>
@@ -3202,7 +3297,6 @@
                             </w:r>
                             <w:r>
                               <w:rPr>
-                                <w:spacing w:val="-13"/>
                                 <w:sz w:val="21"/>
                                 <w:szCs w:val="21"/>
                                 <w:lang w:val="de-DE"/>
@@ -3219,7 +3313,6 @@
                             </w:r>
                             <w:r>
                               <w:rPr>
-                                <w:spacing w:val="-13"/>
                                 <w:sz w:val="21"/>
                                 <w:szCs w:val="21"/>
                                 <w:lang w:val="de-DE"/>
@@ -3236,7 +3329,6 @@
                             </w:r>
                             <w:r>
                               <w:rPr>
-                                <w:spacing w:val="-13"/>
                                 <w:sz w:val="21"/>
                                 <w:szCs w:val="21"/>
                                 <w:lang w:val="de-DE"/>
@@ -3253,30 +3345,11 @@
                             </w:r>
                             <w:r>
                               <w:rPr>
-                                <w:spacing w:val="-13"/>
-                                <w:sz w:val="21"/>
-                                <w:szCs w:val="21"/>
-                                <w:lang w:val="de-DE"/>
-                              </w:rPr>
-                              <w:t xml:space="preserve"> </w:t>
-                            </w:r>
-                            <w:r>
-                              <w:rPr>
-                                <w:spacing w:val="-3"/>
-                                <w:sz w:val="21"/>
-                                <w:szCs w:val="21"/>
-                                <w:lang w:val="de-DE"/>
-                              </w:rPr>
-                              <w:t>War“</w:t>
-                            </w:r>
-                            <w:r>
-                              <w:rPr>
-                                <w:spacing w:val="-13"/>
-                                <w:sz w:val="21"/>
-                                <w:szCs w:val="21"/>
-                                <w:lang w:val="de-DE"/>
-                              </w:rPr>
-                              <w:t xml:space="preserve"> </w:t>
+                                <w:sz w:val="21"/>
+                                <w:szCs w:val="21"/>
+                                <w:lang w:val="de-DE"/>
+                              </w:rPr>
+                              <w:t xml:space="preserve"> War“ </w:t>
                             </w:r>
                             <w:r>
                               <w:rPr>
@@ -3288,7 +3361,6 @@
                             </w:r>
                             <w:r>
                               <w:rPr>
-                                <w:spacing w:val="-13"/>
                                 <w:sz w:val="21"/>
                                 <w:szCs w:val="21"/>
                                 <w:lang w:val="de-DE"/>
@@ -3305,7 +3377,6 @@
                             </w:r>
                             <w:r>
                               <w:rPr>
-                                <w:spacing w:val="-13"/>
                                 <w:sz w:val="21"/>
                                 <w:szCs w:val="21"/>
                                 <w:lang w:val="de-DE"/>
@@ -3322,7 +3393,6 @@
                             </w:r>
                             <w:r>
                               <w:rPr>
-                                <w:spacing w:val="-13"/>
                                 <w:sz w:val="21"/>
                                 <w:szCs w:val="21"/>
                                 <w:lang w:val="de-DE"/>
@@ -3352,51 +3422,49 @@
                                 <w:lang w:val="de-DE"/>
                               </w:rPr>
                               <w:t>etroffen sein könnten, während</w:t>
+                            </w:r>
+                            <w:r>
+                              <w:rPr>
+                                <w:sz w:val="21"/>
+                                <w:szCs w:val="21"/>
+                                <w:lang w:val="de-DE"/>
+                              </w:rPr>
+                              <w:t xml:space="preserve"> </w:t>
+                            </w:r>
+                            <w:r>
+                              <w:rPr>
+                                <w:sz w:val="21"/>
+                                <w:szCs w:val="21"/>
+                                <w:lang w:val="de-DE"/>
+                              </w:rPr>
+                              <w:t>„Problemschulen“ zur Abwertung führen können – ungeachtet der individuellen Schulleistungen</w:t>
+                            </w:r>
+                            <w:r>
+                              <w:rPr>
+                                <w:sz w:val="21"/>
+                                <w:szCs w:val="21"/>
+                                <w:lang w:val="de-DE"/>
+                              </w:rPr>
+                              <w:t xml:space="preserve"> </w:t>
+                            </w:r>
+                            <w:r>
+                              <w:rPr>
+                                <w:sz w:val="21"/>
+                                <w:szCs w:val="21"/>
+                                <w:lang w:val="de-DE"/>
+                              </w:rPr>
+                              <w:t>der Einzelnen (Derivat von netzpolitik.org, BY-NC-SA).</w:t>
                             </w:r>
                           </w:p>
                           <w:p>
                             <w:pPr>
-                              <w:spacing w:beforeLines="60" w:before="144" w:after="160" w:line="288" w:lineRule="auto"/>
-                              <w:ind w:left="60"/>
-                              <w:jc w:val="both"/>
-                              <w:rPr>
-                                <w:sz w:val="21"/>
-                                <w:szCs w:val="21"/>
-                                <w:lang w:val="de-DE"/>
-                              </w:rPr>
-                              <w:pPrChange w:id="7" w:author="Imke Endjer" w:date="2023-02-22T11:52:00Z">
-                                <w:pPr>
-                                  <w:spacing w:beforeLines="60" w:before="144" w:after="160" w:line="288" w:lineRule="auto"/>
-                                  <w:ind w:left="60"/>
-                                </w:pPr>
-                              </w:pPrChange>
+                              <w:rPr>
+                                <w:sz w:val="21"/>
+                                <w:szCs w:val="21"/>
+                                <w:lang w:val="de-DE"/>
+                              </w:rPr>
                             </w:pPr>
-                            <w:r>
-                              <w:rPr>
-                                <w:sz w:val="21"/>
-                                <w:szCs w:val="21"/>
-                                <w:lang w:val="de-DE"/>
-                              </w:rPr>
-                              <w:t>„Problemschulen“ zur Abwertung führen können – ungeachtet der individuellen Schulleistungen</w:t>
-                            </w:r>
-                            <w:r>
-                              <w:rPr>
-                                <w:sz w:val="21"/>
-                                <w:szCs w:val="21"/>
-                                <w:lang w:val="de-DE"/>
-                              </w:rPr>
-                              <w:t xml:space="preserve"> </w:t>
-                            </w:r>
-                            <w:r>
-                              <w:rPr>
-                                <w:sz w:val="21"/>
-                                <w:szCs w:val="21"/>
-                                <w:lang w:val="de-DE"/>
-                              </w:rPr>
-                              <w:t>der Einzelnen. (Derivat von netzpolitik.org, BY-NC-SA).</w:t>
-                            </w:r>
                           </w:p>
-                          <w:p/>
                         </w:txbxContent>
                       </wps:txbx>
                       <wps:bodyPr rot="0" vert="horz" wrap="square" lIns="0" tIns="0" rIns="0" bIns="0" anchor="t" anchorCtr="0" upright="1">
@@ -3416,7 +3484,7 @@
           </mc:Choice>
           <mc:Fallback>
             <w:pict>
-              <v:shape w14:anchorId="6F146987" id="Text Box 3" o:spid="_x0000_s1028" type="#_x0000_t202" style="position:absolute;left:0;text-align:left;margin-left:70.85pt;margin-top:30.55pt;width:457pt;height:242.2pt;z-index:251659776;visibility:visible;mso-wrap-style:square;mso-width-percent:0;mso-height-percent:0;mso-wrap-distance-left:0;mso-wrap-distance-top:0;mso-wrap-distance-right:0;mso-wrap-distance-bottom:0;mso-position-horizontal:absolute;mso-position-horizontal-relative:page;mso-position-vertical:absolute;mso-position-vertical-relative:text;mso-width-percent:0;mso-height-percent:0;mso-width-relative:page;mso-height-relative:page;v-text-anchor:top" o:gfxdata="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" fillcolor="#ffbf00" strokeweight=".5pt">
+              <v:shape w14:anchorId="6F146987" id="Text Box 3" o:spid="_x0000_s1028" type="#_x0000_t202" style="position:absolute;left:0;text-align:left;margin-left:70.65pt;margin-top:30.55pt;width:485pt;height:242.2pt;z-index:251659776;visibility:visible;mso-wrap-style:square;mso-width-percent:0;mso-height-percent:0;mso-wrap-distance-left:0;mso-wrap-distance-top:0;mso-wrap-distance-right:0;mso-wrap-distance-bottom:0;mso-position-horizontal:absolute;mso-position-horizontal-relative:page;mso-position-vertical:absolute;mso-position-vertical-relative:text;mso-width-percent:0;mso-height-percent:0;mso-width-relative:page;mso-height-relative:page;v-text-anchor:top" o:gfxdata="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" fillcolor="#ffbf00" strokeweight=".5pt">
                 <v:fill opacity="32896f"/>
                 <v:textbox inset="0,0,0,0">
                   <w:txbxContent>
@@ -3430,12 +3498,6 @@
                           <w:szCs w:val="21"/>
                           <w:lang w:val="de-DE"/>
                         </w:rPr>
-                        <w:pPrChange w:id="8" w:author="Imke Endjer" w:date="2023-02-22T11:52:00Z">
-                          <w:pPr>
-                            <w:spacing w:beforeLines="60" w:before="144" w:after="160" w:line="288" w:lineRule="auto"/>
-                            <w:ind w:left="60"/>
-                          </w:pPr>
-                        </w:pPrChange>
                       </w:pPr>
                       <w:r>
                         <w:rPr>
@@ -3463,7 +3525,6 @@
                       </w:r>
                       <w:r>
                         <w:rPr>
-                          <w:spacing w:val="-10"/>
                           <w:sz w:val="21"/>
                           <w:szCs w:val="21"/>
                           <w:lang w:val="de-DE"/>
@@ -3480,7 +3541,6 @@
                       </w:r>
                       <w:r>
                         <w:rPr>
-                          <w:spacing w:val="-10"/>
                           <w:sz w:val="21"/>
                           <w:szCs w:val="21"/>
                           <w:lang w:val="de-DE"/>
@@ -3497,7 +3557,6 @@
                       </w:r>
                       <w:r>
                         <w:rPr>
-                          <w:spacing w:val="-10"/>
                           <w:sz w:val="21"/>
                           <w:szCs w:val="21"/>
                           <w:lang w:val="de-DE"/>
@@ -3514,7 +3573,6 @@
                       </w:r>
                       <w:r>
                         <w:rPr>
-                          <w:spacing w:val="-10"/>
                           <w:sz w:val="21"/>
                           <w:szCs w:val="21"/>
                           <w:lang w:val="de-DE"/>
@@ -3531,7 +3589,6 @@
                       </w:r>
                       <w:r>
                         <w:rPr>
-                          <w:spacing w:val="-10"/>
                           <w:sz w:val="21"/>
                           <w:szCs w:val="21"/>
                           <w:lang w:val="de-DE"/>
@@ -3548,7 +3605,6 @@
                       </w:r>
                       <w:r>
                         <w:rPr>
-                          <w:spacing w:val="-10"/>
                           <w:sz w:val="21"/>
                           <w:szCs w:val="21"/>
                           <w:lang w:val="de-DE"/>
@@ -3565,7 +3621,6 @@
                       </w:r>
                       <w:r>
                         <w:rPr>
-                          <w:spacing w:val="-10"/>
                           <w:sz w:val="21"/>
                           <w:szCs w:val="21"/>
                           <w:lang w:val="de-DE"/>
@@ -3582,7 +3637,6 @@
                       </w:r>
                       <w:r>
                         <w:rPr>
-                          <w:spacing w:val="-10"/>
                           <w:sz w:val="21"/>
                           <w:szCs w:val="21"/>
                           <w:lang w:val="de-DE"/>
@@ -3599,7 +3653,6 @@
                       </w:r>
                       <w:r>
                         <w:rPr>
-                          <w:spacing w:val="-10"/>
                           <w:sz w:val="21"/>
                           <w:szCs w:val="21"/>
                           <w:lang w:val="de-DE"/>
@@ -3616,7 +3669,6 @@
                       </w:r>
                       <w:r>
                         <w:rPr>
-                          <w:spacing w:val="-10"/>
                           <w:sz w:val="21"/>
                           <w:szCs w:val="21"/>
                           <w:lang w:val="de-DE"/>
@@ -3633,7 +3685,6 @@
                       </w:r>
                       <w:r>
                         <w:rPr>
-                          <w:spacing w:val="-10"/>
                           <w:sz w:val="21"/>
                           <w:szCs w:val="21"/>
                           <w:lang w:val="de-DE"/>
@@ -3650,7 +3701,6 @@
                       </w:r>
                       <w:r>
                         <w:rPr>
-                          <w:spacing w:val="-48"/>
                           <w:sz w:val="21"/>
                           <w:szCs w:val="21"/>
                           <w:lang w:val="de-DE"/>
@@ -3679,11 +3729,26 @@
                           <w:szCs w:val="21"/>
                           <w:lang w:val="de-DE"/>
                         </w:rPr>
-                        <w:t>So war auf Plakaten zu lesen, dass Lehrerinnen und Lehrer und nicht die Postleitzahlen über Noten entscheiden sollten. Die Maßnahme wurde</w:t>
-                      </w:r>
-                      <w:r>
-                        <w:rPr>
-                          <w:spacing w:val="-13"/>
+                        <w:t xml:space="preserve">So war auf Plakaten zu lesen, dass </w:t>
+                      </w:r>
+                      <w:r>
+                        <w:rPr>
+                          <w:sz w:val="21"/>
+                          <w:szCs w:val="21"/>
+                          <w:lang w:val="de-DE"/>
+                        </w:rPr>
+                        <w:t>Lehrkräfte</w:t>
+                      </w:r>
+                      <w:r>
+                        <w:rPr>
+                          <w:sz w:val="21"/>
+                          <w:szCs w:val="21"/>
+                          <w:lang w:val="de-DE"/>
+                        </w:rPr>
+                        <w:t xml:space="preserve"> und nicht die Postleitzahlen über Noten entscheiden sollten. Die Maßnahme wurde</w:t>
+                      </w:r>
+                      <w:r>
+                        <w:rPr>
                           <w:sz w:val="21"/>
                           <w:szCs w:val="21"/>
                           <w:lang w:val="de-DE"/>
@@ -3700,7 +3765,6 @@
                       </w:r>
                       <w:r>
                         <w:rPr>
-                          <w:spacing w:val="-13"/>
                           <w:sz w:val="21"/>
                           <w:szCs w:val="21"/>
                           <w:lang w:val="de-DE"/>
@@ -3717,7 +3781,6 @@
                       </w:r>
                       <w:r>
                         <w:rPr>
-                          <w:spacing w:val="-13"/>
                           <w:sz w:val="21"/>
                           <w:szCs w:val="21"/>
                           <w:lang w:val="de-DE"/>
@@ -3734,7 +3797,6 @@
                       </w:r>
                       <w:r>
                         <w:rPr>
-                          <w:spacing w:val="-13"/>
                           <w:sz w:val="21"/>
                           <w:szCs w:val="21"/>
                           <w:lang w:val="de-DE"/>
@@ -3751,7 +3813,6 @@
                       </w:r>
                       <w:r>
                         <w:rPr>
-                          <w:spacing w:val="-13"/>
                           <w:sz w:val="21"/>
                           <w:szCs w:val="21"/>
                           <w:lang w:val="de-DE"/>
@@ -3768,7 +3829,6 @@
                       </w:r>
                       <w:r>
                         <w:rPr>
-                          <w:spacing w:val="-13"/>
                           <w:sz w:val="21"/>
                           <w:szCs w:val="21"/>
                           <w:lang w:val="de-DE"/>
@@ -3785,30 +3845,11 @@
                       </w:r>
                       <w:r>
                         <w:rPr>
-                          <w:spacing w:val="-13"/>
-                          <w:sz w:val="21"/>
-                          <w:szCs w:val="21"/>
-                          <w:lang w:val="de-DE"/>
-                        </w:rPr>
-                        <w:t xml:space="preserve"> </w:t>
-                      </w:r>
-                      <w:r>
-                        <w:rPr>
-                          <w:spacing w:val="-3"/>
-                          <w:sz w:val="21"/>
-                          <w:szCs w:val="21"/>
-                          <w:lang w:val="de-DE"/>
-                        </w:rPr>
-                        <w:t>War“</w:t>
-                      </w:r>
-                      <w:r>
-                        <w:rPr>
-                          <w:spacing w:val="-13"/>
-                          <w:sz w:val="21"/>
-                          <w:szCs w:val="21"/>
-                          <w:lang w:val="de-DE"/>
-                        </w:rPr>
-                        <w:t xml:space="preserve"> </w:t>
+                          <w:sz w:val="21"/>
+                          <w:szCs w:val="21"/>
+                          <w:lang w:val="de-DE"/>
+                        </w:rPr>
+                        <w:t xml:space="preserve"> War“ </w:t>
                       </w:r>
                       <w:r>
                         <w:rPr>
@@ -3820,7 +3861,6 @@
                       </w:r>
                       <w:r>
                         <w:rPr>
-                          <w:spacing w:val="-13"/>
                           <w:sz w:val="21"/>
                           <w:szCs w:val="21"/>
                           <w:lang w:val="de-DE"/>
@@ -3837,7 +3877,6 @@
                       </w:r>
                       <w:r>
                         <w:rPr>
-                          <w:spacing w:val="-13"/>
                           <w:sz w:val="21"/>
                           <w:szCs w:val="21"/>
                           <w:lang w:val="de-DE"/>
@@ -3854,7 +3893,6 @@
                       </w:r>
                       <w:r>
                         <w:rPr>
-                          <w:spacing w:val="-13"/>
                           <w:sz w:val="21"/>
                           <w:szCs w:val="21"/>
                           <w:lang w:val="de-DE"/>
@@ -3884,51 +3922,49 @@
                           <w:lang w:val="de-DE"/>
                         </w:rPr>
                         <w:t>etroffen sein könnten, während</w:t>
+                      </w:r>
+                      <w:r>
+                        <w:rPr>
+                          <w:sz w:val="21"/>
+                          <w:szCs w:val="21"/>
+                          <w:lang w:val="de-DE"/>
+                        </w:rPr>
+                        <w:t xml:space="preserve"> </w:t>
+                      </w:r>
+                      <w:r>
+                        <w:rPr>
+                          <w:sz w:val="21"/>
+                          <w:szCs w:val="21"/>
+                          <w:lang w:val="de-DE"/>
+                        </w:rPr>
+                        <w:t>„Problemschulen“ zur Abwertung führen können – ungeachtet der individuellen Schulleistungen</w:t>
+                      </w:r>
+                      <w:r>
+                        <w:rPr>
+                          <w:sz w:val="21"/>
+                          <w:szCs w:val="21"/>
+                          <w:lang w:val="de-DE"/>
+                        </w:rPr>
+                        <w:t xml:space="preserve"> </w:t>
+                      </w:r>
+                      <w:r>
+                        <w:rPr>
+                          <w:sz w:val="21"/>
+                          <w:szCs w:val="21"/>
+                          <w:lang w:val="de-DE"/>
+                        </w:rPr>
+                        <w:t>der Einzelnen (Derivat von netzpolitik.org, BY-NC-SA).</w:t>
                       </w:r>
                     </w:p>
                     <w:p>
                       <w:pPr>
-                        <w:spacing w:beforeLines="60" w:before="144" w:after="160" w:line="288" w:lineRule="auto"/>
-                        <w:ind w:left="60"/>
-                        <w:jc w:val="both"/>
-                        <w:rPr>
-                          <w:sz w:val="21"/>
-                          <w:szCs w:val="21"/>
-                          <w:lang w:val="de-DE"/>
-                        </w:rPr>
-                        <w:pPrChange w:id="9" w:author="Imke Endjer" w:date="2023-02-22T11:52:00Z">
-                          <w:pPr>
-                            <w:spacing w:beforeLines="60" w:before="144" w:after="160" w:line="288" w:lineRule="auto"/>
-                            <w:ind w:left="60"/>
-                          </w:pPr>
-                        </w:pPrChange>
+                        <w:rPr>
+                          <w:sz w:val="21"/>
+                          <w:szCs w:val="21"/>
+                          <w:lang w:val="de-DE"/>
+                        </w:rPr>
                       </w:pPr>
-                      <w:r>
-                        <w:rPr>
-                          <w:sz w:val="21"/>
-                          <w:szCs w:val="21"/>
-                          <w:lang w:val="de-DE"/>
-                        </w:rPr>
-                        <w:t>„Problemschulen“ zur Abwertung führen können – ungeachtet der individuellen Schulleistungen</w:t>
-                      </w:r>
-                      <w:r>
-                        <w:rPr>
-                          <w:sz w:val="21"/>
-                          <w:szCs w:val="21"/>
-                          <w:lang w:val="de-DE"/>
-                        </w:rPr>
-                        <w:t xml:space="preserve"> </w:t>
-                      </w:r>
-                      <w:r>
-                        <w:rPr>
-                          <w:sz w:val="21"/>
-                          <w:szCs w:val="21"/>
-                          <w:lang w:val="de-DE"/>
-                        </w:rPr>
-                        <w:t>der Einzelnen. (Derivat von netzpolitik.org, BY-NC-SA).</w:t>
-                      </w:r>
                     </w:p>
-                    <w:p/>
                   </w:txbxContent>
                 </v:textbox>
                 <w10:wrap type="topAndBottom" anchorx="page"/>
@@ -4411,6 +4447,64 @@
     </w:sectPr>
   </w:body>
 </w:document>
+</file>
+
+<file path=word/comments.xml><?xml version="1.0" encoding="utf-8"?>
+<w:comments xmlns:wpc="http://schemas.microsoft.com/office/word/2010/wordprocessingCanvas" xmlns:cx="http://schemas.microsoft.com/office/drawing/2014/chartex" xmlns:cx1="http://schemas.microsoft.com/office/drawing/2015/9/8/chartex" xmlns:cx2="http://schemas.microsoft.com/office/drawing/2015/10/21/chartex" xmlns:cx3="http://schemas.microsoft.com/office/drawing/2016/5/9/chartex" xmlns:cx4="http://schemas.microsoft.com/office/drawing/2016/5/10/chartex" xmlns:cx5="http://schemas.microsoft.com/office/drawing/2016/5/11/chartex" xmlns:cx6="http://schemas.microsoft.com/office/drawing/2016/5/12/chartex" xmlns:cx7="http://schemas.microsoft.com/office/drawing/2016/5/13/chartex" xmlns:cx8="http://schemas.microsoft.com/office/drawing/2016/5/14/chartex" xmlns:mc="http://schemas.openxmlformats.org/markup-compatibility/2006" xmlns:aink="http://schemas.microsoft.com/office/drawing/2016/ink" xmlns:am3d="http://schemas.microsoft.com/office/drawing/2017/model3d" xmlns:o="urn:schemas-microsoft-com:office:office" xmlns:oel="http://schemas.microsoft.com/office/2019/extlst" xmlns:r="http://schemas.openxmlformats.org/officeDocument/2006/relationships" xmlns:m="http://schemas.openxmlformats.org/officeDocument/2006/math" xmlns:v="urn:schemas-microsoft-com:vml" xmlns:wp14="http://schemas.microsoft.com/office/word/2010/wordprocessingDrawing" xmlns:wp="http://schemas.openxmlformats.org/drawingml/2006/wordprocessingDrawing" xmlns:w10="urn:schemas-microsoft-com:office:word" xmlns:w="http://schemas.openxmlformats.org/wordprocessingml/2006/main" xmlns:w14="http://schemas.microsoft.com/office/word/2010/wordml" xmlns:w15="http://schemas.microsoft.com/office/word/2012/wordml" xmlns:w16cex="http://schemas.microsoft.com/office/word/2018/wordml/cex" xmlns:w16cid="http://schemas.microsoft.com/office/word/2016/wordml/cid" xmlns:w16="http://schemas.microsoft.com/office/word/2018/wordml" xmlns:w16sdtdh="http://schemas.microsoft.com/office/word/2020/wordml/sdtdatahash" xmlns:w16se="http://schemas.microsoft.com/office/word/2015/wordml/symex" xmlns:wpg="http://schemas.microsoft.com/office/word/2010/wordprocessingGroup" xmlns:wpi="http://schemas.microsoft.com/office/word/2010/wordprocessingInk" xmlns:wne="http://schemas.microsoft.com/office/word/2006/wordml" xmlns:wps="http://schemas.microsoft.com/office/word/2010/wordprocessingShape" mc:Ignorable="w14 w15 w16se w16cid w16 w16cex w16sdtdh wp14">
+  <w:comment w:id="0" w:author="Müller, Maximilian | Wissensfabrik" w:date="2023-07-03T14:58:00Z" w:initials="MM">
+    <w:p>
+      <w:pPr>
+        <w:pStyle w:val="Kommentartext"/>
+      </w:pPr>
+      <w:r>
+        <w:rPr>
+          <w:rStyle w:val="Kommentarzeichen"/>
+        </w:rPr>
+        <w:annotationRef/>
+      </w:r>
+      <w:r>
+        <w:t>Die Texte in den gelben Kästen sehen unterschiedlich aus.</w:t>
+      </w:r>
+    </w:p>
+  </w:comment>
+  <w:comment w:id="1" w:author="Müller, Maximilian | Wissensfabrik" w:date="2023-07-03T14:59:00Z" w:initials="MM">
+    <w:p>
+      <w:pPr>
+        <w:pStyle w:val="Kommentartext"/>
+      </w:pPr>
+      <w:r>
+        <w:rPr>
+          <w:rStyle w:val="Kommentarzeichen"/>
+        </w:rPr>
+        <w:annotationRef/>
+      </w:r>
+      <w:r>
+        <w:t>Der Text im 2. Kasten unterscheidet sich von der Formatierung her. Ich konnte diesen Umstand nicht beheben.</w:t>
+      </w:r>
+    </w:p>
+  </w:comment>
+</w:comments>
+</file>
+
+<file path=word/commentsExtended.xml><?xml version="1.0" encoding="utf-8"?>
+<w15:commentsEx xmlns:wpc="http://schemas.microsoft.com/office/word/2010/wordprocessingCanvas" xmlns:cx="http://schemas.microsoft.com/office/drawing/2014/chartex" xmlns:cx1="http://schemas.microsoft.com/office/drawing/2015/9/8/chartex" xmlns:cx2="http://schemas.microsoft.com/office/drawing/2015/10/21/chartex" xmlns:cx3="http://schemas.microsoft.com/office/drawing/2016/5/9/chartex" xmlns:cx4="http://schemas.microsoft.com/office/drawing/2016/5/10/chartex" xmlns:cx5="http://schemas.microsoft.com/office/drawing/2016/5/11/chartex" xmlns:cx6="http://schemas.microsoft.com/office/drawing/2016/5/12/chartex" xmlns:cx7="http://schemas.microsoft.com/office/drawing/2016/5/13/chartex" xmlns:cx8="http://schemas.microsoft.com/office/drawing/2016/5/14/chartex" xmlns:mc="http://schemas.openxmlformats.org/markup-compatibility/2006" xmlns:aink="http://schemas.microsoft.com/office/drawing/2016/ink" xmlns:am3d="http://schemas.microsoft.com/office/drawing/2017/model3d" xmlns:o="urn:schemas-microsoft-com:office:office" xmlns:oel="http://schemas.microsoft.com/office/2019/extlst" xmlns:r="http://schemas.openxmlformats.org/officeDocument/2006/relationships" xmlns:m="http://schemas.openxmlformats.org/officeDocument/2006/math" xmlns:v="urn:schemas-microsoft-com:vml" xmlns:wp14="http://schemas.microsoft.com/office/word/2010/wordprocessingDrawing" xmlns:wp="http://schemas.openxmlformats.org/drawingml/2006/wordprocessingDrawing" xmlns:w10="urn:schemas-microsoft-com:office:word" xmlns:w="http://schemas.openxmlformats.org/wordprocessingml/2006/main" xmlns:w14="http://schemas.microsoft.com/office/word/2010/wordml" xmlns:w15="http://schemas.microsoft.com/office/word/2012/wordml" xmlns:w16cex="http://schemas.microsoft.com/office/word/2018/wordml/cex" xmlns:w16cid="http://schemas.microsoft.com/office/word/2016/wordml/cid" xmlns:w16="http://schemas.microsoft.com/office/word/2018/wordml" xmlns:w16sdtdh="http://schemas.microsoft.com/office/word/2020/wordml/sdtdatahash" xmlns:w16se="http://schemas.microsoft.com/office/word/2015/wordml/symex" xmlns:wpg="http://schemas.microsoft.com/office/word/2010/wordprocessingGroup" xmlns:wpi="http://schemas.microsoft.com/office/word/2010/wordprocessingInk" xmlns:wne="http://schemas.microsoft.com/office/word/2006/wordml" xmlns:wps="http://schemas.microsoft.com/office/word/2010/wordprocessingShape" mc:Ignorable="w14 w15 w16se w16cid w16 w16cex w16sdtdh wp14">
+  <w15:commentEx w15:paraId="333CC45F" w15:done="0"/>
+  <w15:commentEx w15:paraId="6C861508" w15:paraIdParent="333CC45F" w15:done="0"/>
+</w15:commentsEx>
+</file>
+
+<file path=word/commentsExtensible.xml><?xml version="1.0" encoding="utf-8"?>
+<w16cex:commentsExtensible xmlns:wpc="http://schemas.microsoft.com/office/word/2010/wordprocessingCanvas" xmlns:cx="http://schemas.microsoft.com/office/drawing/2014/chartex" xmlns:cx1="http://schemas.microsoft.com/office/drawing/2015/9/8/chartex" xmlns:cx2="http://schemas.microsoft.com/office/drawing/2015/10/21/chartex" xmlns:cx3="http://schemas.microsoft.com/office/drawing/2016/5/9/chartex" xmlns:cx4="http://schemas.microsoft.com/office/drawing/2016/5/10/chartex" xmlns:cx5="http://schemas.microsoft.com/office/drawing/2016/5/11/chartex" xmlns:cx6="http://schemas.microsoft.com/office/drawing/2016/5/12/chartex" xmlns:cx7="http://schemas.microsoft.com/office/drawing/2016/5/13/chartex" xmlns:cx8="http://schemas.microsoft.com/office/drawing/2016/5/14/chartex" xmlns:mc="http://schemas.openxmlformats.org/markup-compatibility/2006" xmlns:aink="http://schemas.microsoft.com/office/drawing/2016/ink" xmlns:am3d="http://schemas.microsoft.com/office/drawing/2017/model3d" xmlns:o="urn:schemas-microsoft-com:office:office" xmlns:oel="http://schemas.microsoft.com/office/2019/extlst" xmlns:r="http://schemas.openxmlformats.org/officeDocument/2006/relationships" xmlns:m="http://schemas.openxmlformats.org/officeDocument/2006/math" xmlns:v="urn:schemas-microsoft-com:vml" xmlns:wp14="http://schemas.microsoft.com/office/word/2010/wordprocessingDrawing" xmlns:wp="http://schemas.openxmlformats.org/drawingml/2006/wordprocessingDrawing" xmlns:w10="urn:schemas-microsoft-com:office:word" xmlns:w="http://schemas.openxmlformats.org/wordprocessingml/2006/main" xmlns:w14="http://schemas.microsoft.com/office/word/2010/wordml" xmlns:w15="http://schemas.microsoft.com/office/word/2012/wordml" xmlns:w16cex="http://schemas.microsoft.com/office/word/2018/wordml/cex" xmlns:w16cid="http://schemas.microsoft.com/office/word/2016/wordml/cid" xmlns:w16="http://schemas.microsoft.com/office/word/2018/wordml" xmlns:w16sdtdh="http://schemas.microsoft.com/office/word/2020/wordml/sdtdatahash" xmlns:w16se="http://schemas.microsoft.com/office/word/2015/wordml/symex" xmlns:wpg="http://schemas.microsoft.com/office/word/2010/wordprocessingGroup" xmlns:wpi="http://schemas.microsoft.com/office/word/2010/wordprocessingInk" xmlns:wne="http://schemas.microsoft.com/office/word/2006/wordml" xmlns:wps="http://schemas.microsoft.com/office/word/2010/wordprocessingShape" mc:Ignorable="w14 w15 w16se w16cid w16 w16cex w16sdtdh wp14">
+  <w16cex:commentExtensible w16cex:durableId="284D6097" w16cex:dateUtc="2023-07-03T12:58:00Z"/>
+  <w16cex:commentExtensible w16cex:durableId="284D60D1" w16cex:dateUtc="2023-07-03T12:59:00Z"/>
+</w16cex:commentsExtensible>
+</file>
+
+<file path=word/commentsIds.xml><?xml version="1.0" encoding="utf-8"?>
+<w16cid:commentsIds xmlns:wpc="http://schemas.microsoft.com/office/word/2010/wordprocessingCanvas" xmlns:cx="http://schemas.microsoft.com/office/drawing/2014/chartex" xmlns:cx1="http://schemas.microsoft.com/office/drawing/2015/9/8/chartex" xmlns:cx2="http://schemas.microsoft.com/office/drawing/2015/10/21/chartex" xmlns:cx3="http://schemas.microsoft.com/office/drawing/2016/5/9/chartex" xmlns:cx4="http://schemas.microsoft.com/office/drawing/2016/5/10/chartex" xmlns:cx5="http://schemas.microsoft.com/office/drawing/2016/5/11/chartex" xmlns:cx6="http://schemas.microsoft.com/office/drawing/2016/5/12/chartex" xmlns:cx7="http://schemas.microsoft.com/office/drawing/2016/5/13/chartex" xmlns:cx8="http://schemas.microsoft.com/office/drawing/2016/5/14/chartex" xmlns:mc="http://schemas.openxmlformats.org/markup-compatibility/2006" xmlns:aink="http://schemas.microsoft.com/office/drawing/2016/ink" xmlns:am3d="http://schemas.microsoft.com/office/drawing/2017/model3d" xmlns:o="urn:schemas-microsoft-com:office:office" xmlns:oel="http://schemas.microsoft.com/office/2019/extlst" xmlns:r="http://schemas.openxmlformats.org/officeDocument/2006/relationships" xmlns:m="http://schemas.openxmlformats.org/officeDocument/2006/math" xmlns:v="urn:schemas-microsoft-com:vml" xmlns:wp14="http://schemas.microsoft.com/office/word/2010/wordprocessingDrawing" xmlns:wp="http://schemas.openxmlformats.org/drawingml/2006/wordprocessingDrawing" xmlns:w10="urn:schemas-microsoft-com:office:word" xmlns:w="http://schemas.openxmlformats.org/wordprocessingml/2006/main" xmlns:w14="http://schemas.microsoft.com/office/word/2010/wordml" xmlns:w15="http://schemas.microsoft.com/office/word/2012/wordml" xmlns:w16cex="http://schemas.microsoft.com/office/word/2018/wordml/cex" xmlns:w16cid="http://schemas.microsoft.com/office/word/2016/wordml/cid" xmlns:w16="http://schemas.microsoft.com/office/word/2018/wordml" xmlns:w16sdtdh="http://schemas.microsoft.com/office/word/2020/wordml/sdtdatahash" xmlns:w16se="http://schemas.microsoft.com/office/word/2015/wordml/symex" xmlns:wpg="http://schemas.microsoft.com/office/word/2010/wordprocessingGroup" xmlns:wpi="http://schemas.microsoft.com/office/word/2010/wordprocessingInk" xmlns:wne="http://schemas.microsoft.com/office/word/2006/wordml" xmlns:wps="http://schemas.microsoft.com/office/word/2010/wordprocessingShape" mc:Ignorable="w14 w15 w16se w16cid w16 w16cex w16sdtdh wp14">
+  <w16cid:commentId w16cid:paraId="333CC45F" w16cid:durableId="284D6097"/>
+  <w16cid:commentId w16cid:paraId="6C861508" w16cid:durableId="284D60D1"/>
+</w16cid:commentsIds>
 </file>
 
 <file path=word/endnotes.xml><?xml version="1.0" encoding="utf-8"?>
@@ -4436,22 +4530,156 @@
 <w:ftr xmlns:wpc="http://schemas.microsoft.com/office/word/2010/wordprocessingCanvas" xmlns:cx="http://schemas.microsoft.com/office/drawing/2014/chartex" xmlns:cx1="http://schemas.microsoft.com/office/drawing/2015/9/8/chartex" xmlns:cx2="http://schemas.microsoft.com/office/drawing/2015/10/21/chartex" xmlns:cx3="http://schemas.microsoft.com/office/drawing/2016/5/9/chartex" xmlns:cx4="http://schemas.microsoft.com/office/drawing/2016/5/10/chartex" xmlns:cx5="http://schemas.microsoft.com/office/drawing/2016/5/11/chartex" xmlns:cx6="http://schemas.microsoft.com/office/drawing/2016/5/12/chartex" xmlns:cx7="http://schemas.microsoft.com/office/drawing/2016/5/13/chartex" xmlns:cx8="http://schemas.microsoft.com/office/drawing/2016/5/14/chartex" xmlns:mc="http://schemas.openxmlformats.org/markup-compatibility/2006" xmlns:aink="http://schemas.microsoft.com/office/drawing/2016/ink" xmlns:am3d="http://schemas.microsoft.com/office/drawing/2017/model3d" xmlns:o="urn:schemas-microsoft-com:office:office" xmlns:oel="http://schemas.microsoft.com/office/2019/extlst" xmlns:r="http://schemas.openxmlformats.org/officeDocument/2006/relationships" xmlns:m="http://schemas.openxmlformats.org/officeDocument/2006/math" xmlns:v="urn:schemas-microsoft-com:vml" xmlns:wp14="http://schemas.microsoft.com/office/word/2010/wordprocessingDrawing" xmlns:wp="http://schemas.openxmlformats.org/drawingml/2006/wordprocessingDrawing" xmlns:w10="urn:schemas-microsoft-com:office:word" xmlns:w="http://schemas.openxmlformats.org/wordprocessingml/2006/main" xmlns:w14="http://schemas.microsoft.com/office/word/2010/wordml" xmlns:w15="http://schemas.microsoft.com/office/word/2012/wordml" xmlns:w16cex="http://schemas.microsoft.com/office/word/2018/wordml/cex" xmlns:w16cid="http://schemas.microsoft.com/office/word/2016/wordml/cid" xmlns:w16="http://schemas.microsoft.com/office/word/2018/wordml" xmlns:w16sdtdh="http://schemas.microsoft.com/office/word/2020/wordml/sdtdatahash" xmlns:w16se="http://schemas.microsoft.com/office/word/2015/wordml/symex" xmlns:wpg="http://schemas.microsoft.com/office/word/2010/wordprocessingGroup" xmlns:wpi="http://schemas.microsoft.com/office/word/2010/wordprocessingInk" xmlns:wne="http://schemas.microsoft.com/office/word/2006/wordml" xmlns:wps="http://schemas.microsoft.com/office/word/2010/wordprocessingShape" mc:Ignorable="w14 w15 w16se w16cid w16 w16cex w16sdtdh wp14">
   <w:p>
     <w:pPr>
-      <w:pStyle w:val="Fuzeile"/>
-    </w:pPr>
-  </w:p>
-</w:ftr>
-</file>
-
-<file path=word/footer2.xml><?xml version="1.0" encoding="utf-8"?>
-<w:ftr xmlns:wpc="http://schemas.microsoft.com/office/word/2010/wordprocessingCanvas" xmlns:cx="http://schemas.microsoft.com/office/drawing/2014/chartex" xmlns:cx1="http://schemas.microsoft.com/office/drawing/2015/9/8/chartex" xmlns:cx2="http://schemas.microsoft.com/office/drawing/2015/10/21/chartex" xmlns:cx3="http://schemas.microsoft.com/office/drawing/2016/5/9/chartex" xmlns:cx4="http://schemas.microsoft.com/office/drawing/2016/5/10/chartex" xmlns:cx5="http://schemas.microsoft.com/office/drawing/2016/5/11/chartex" xmlns:cx6="http://schemas.microsoft.com/office/drawing/2016/5/12/chartex" xmlns:cx7="http://schemas.microsoft.com/office/drawing/2016/5/13/chartex" xmlns:cx8="http://schemas.microsoft.com/office/drawing/2016/5/14/chartex" xmlns:mc="http://schemas.openxmlformats.org/markup-compatibility/2006" xmlns:aink="http://schemas.microsoft.com/office/drawing/2016/ink" xmlns:am3d="http://schemas.microsoft.com/office/drawing/2017/model3d" xmlns:o="urn:schemas-microsoft-com:office:office" xmlns:oel="http://schemas.microsoft.com/office/2019/extlst" xmlns:r="http://schemas.openxmlformats.org/officeDocument/2006/relationships" xmlns:m="http://schemas.openxmlformats.org/officeDocument/2006/math" xmlns:v="urn:schemas-microsoft-com:vml" xmlns:wp14="http://schemas.microsoft.com/office/word/2010/wordprocessingDrawing" xmlns:wp="http://schemas.openxmlformats.org/drawingml/2006/wordprocessingDrawing" xmlns:w10="urn:schemas-microsoft-com:office:word" xmlns:w="http://schemas.openxmlformats.org/wordprocessingml/2006/main" xmlns:w14="http://schemas.microsoft.com/office/word/2010/wordml" xmlns:w15="http://schemas.microsoft.com/office/word/2012/wordml" xmlns:w16cex="http://schemas.microsoft.com/office/word/2018/wordml/cex" xmlns:w16cid="http://schemas.microsoft.com/office/word/2016/wordml/cid" xmlns:w16="http://schemas.microsoft.com/office/word/2018/wordml" xmlns:w16sdtdh="http://schemas.microsoft.com/office/word/2020/wordml/sdtdatahash" xmlns:w16se="http://schemas.microsoft.com/office/word/2015/wordml/symex" xmlns:wpg="http://schemas.microsoft.com/office/word/2010/wordprocessingGroup" xmlns:wpi="http://schemas.microsoft.com/office/word/2010/wordprocessingInk" xmlns:wne="http://schemas.microsoft.com/office/word/2006/wordml" xmlns:wps="http://schemas.microsoft.com/office/word/2010/wordprocessingShape" mc:Ignorable="w14 w15 w16se w16cid w16 w16cex w16sdtdh wp14">
-  <w:p>
-    <w:pPr>
       <w:pStyle w:val="Textkrper"/>
       <w:spacing w:line="14" w:lineRule="auto"/>
       <w:rPr>
         <w:sz w:val="20"/>
       </w:rPr>
     </w:pPr>
+    <w:r>
+      <w:rPr>
+        <w:noProof/>
+      </w:rPr>
+      <mc:AlternateContent>
+        <mc:Choice Requires="wps">
+          <w:drawing>
+            <wp:anchor distT="0" distB="0" distL="114300" distR="114300" simplePos="0" relativeHeight="503310624" behindDoc="1" locked="0" layoutInCell="1" allowOverlap="1" wp14:anchorId="06817E0C" wp14:editId="6C85A733">
+              <wp:simplePos x="0" y="0"/>
+              <wp:positionH relativeFrom="page">
+                <wp:posOffset>970498</wp:posOffset>
+              </wp:positionH>
+              <wp:positionV relativeFrom="page">
+                <wp:posOffset>10372550</wp:posOffset>
+              </wp:positionV>
+              <wp:extent cx="3915652" cy="153670"/>
+              <wp:effectExtent l="0" t="0" r="8890" b="17780"/>
+              <wp:wrapNone/>
+              <wp:docPr id="4" name="Text Box 2"/>
+              <wp:cNvGraphicFramePr>
+                <a:graphicFrameLocks xmlns:a="http://schemas.openxmlformats.org/drawingml/2006/main"/>
+              </wp:cNvGraphicFramePr>
+              <a:graphic xmlns:a="http://schemas.openxmlformats.org/drawingml/2006/main">
+                <a:graphicData uri="http://schemas.microsoft.com/office/word/2010/wordprocessingShape">
+                  <wps:wsp>
+                    <wps:cNvSpPr txBox="1">
+                      <a:spLocks noChangeArrowheads="1"/>
+                    </wps:cNvSpPr>
+                    <wps:spPr bwMode="auto">
+                      <a:xfrm>
+                        <a:off x="0" y="0"/>
+                        <a:ext cx="3915652" cy="153670"/>
+                      </a:xfrm>
+                      <a:prstGeom prst="rect">
+                        <a:avLst/>
+                      </a:prstGeom>
+                      <a:noFill/>
+                      <a:ln>
+                        <a:noFill/>
+                      </a:ln>
+                      <a:extLst>
+                        <a:ext uri="{909E8E84-426E-40DD-AFC4-6F175D3DCCD1}">
+                          <a14:hiddenFill xmlns:a14="http://schemas.microsoft.com/office/drawing/2010/main">
+                            <a:solidFill>
+                              <a:srgbClr val="FFFFFF"/>
+                            </a:solidFill>
+                          </a14:hiddenFill>
+                        </a:ext>
+                        <a:ext uri="{91240B29-F687-4F45-9708-019B960494DF}">
+                          <a14:hiddenLine xmlns:a14="http://schemas.microsoft.com/office/drawing/2010/main" w="9525">
+                            <a:solidFill>
+                              <a:srgbClr val="000000"/>
+                            </a:solidFill>
+                            <a:miter lim="800000"/>
+                            <a:headEnd/>
+                            <a:tailEnd/>
+                          </a14:hiddenLine>
+                        </a:ext>
+                      </a:extLst>
+                    </wps:spPr>
+                    <wps:txbx>
+                      <w:txbxContent>
+                        <w:p>
+                          <w:pPr>
+                            <w:spacing w:before="14"/>
+                            <w:ind w:left="20"/>
+                            <w:rPr>
+                              <w:sz w:val="18"/>
+                              <w:lang w:val="de-DE"/>
+                            </w:rPr>
+                          </w:pPr>
+                          <w:r>
+                            <w:rPr>
+                              <w:sz w:val="18"/>
+                              <w:lang w:val="de-DE"/>
+                            </w:rPr>
+                            <w:t xml:space="preserve">Modul KI-B4 – Von Daten und Bäumen   zuletzt aktualisiert am </w:t>
+                          </w:r>
+                          <w:r>
+                            <w:rPr>
+                              <w:sz w:val="18"/>
+                              <w:lang w:val="de-DE"/>
+                            </w:rPr>
+                            <w:t>03.07.2023</w:t>
+                          </w:r>
+                        </w:p>
+                      </w:txbxContent>
+                    </wps:txbx>
+                    <wps:bodyPr rot="0" vert="horz" wrap="square" lIns="0" tIns="0" rIns="0" bIns="0" anchor="t" anchorCtr="0" upright="1">
+                      <a:noAutofit/>
+                    </wps:bodyPr>
+                  </wps:wsp>
+                </a:graphicData>
+              </a:graphic>
+              <wp14:sizeRelH relativeFrom="page">
+                <wp14:pctWidth>0</wp14:pctWidth>
+              </wp14:sizeRelH>
+              <wp14:sizeRelV relativeFrom="page">
+                <wp14:pctHeight>0</wp14:pctHeight>
+              </wp14:sizeRelV>
+            </wp:anchor>
+          </w:drawing>
+        </mc:Choice>
+        <mc:Fallback>
+          <w:pict>
+            <v:shapetype w14:anchorId="06817E0C" id="_x0000_t202" coordsize="21600,21600" o:spt="202" path="m,l,21600r21600,l21600,xe">
+              <v:stroke joinstyle="miter"/>
+              <v:path gradientshapeok="t" o:connecttype="rect"/>
+            </v:shapetype>
+            <v:shape id="Text Box 2" o:spid="_x0000_s1030" type="#_x0000_t202" style="position:absolute;margin-left:76.4pt;margin-top:816.75pt;width:308.3pt;height:12.1pt;z-index:-5856;visibility:visible;mso-wrap-style:square;mso-width-percent:0;mso-height-percent:0;mso-wrap-distance-left:9pt;mso-wrap-distance-top:0;mso-wrap-distance-right:9pt;mso-wrap-distance-bottom:0;mso-position-horizontal:absolute;mso-position-horizontal-relative:page;mso-position-vertical:absolute;mso-position-vertical-relative:page;mso-width-percent:0;mso-height-percent:0;mso-width-relative:page;mso-height-relative:page;v-text-anchor:top" o:gfxdata="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" filled="f" stroked="f">
+              <v:textbox inset="0,0,0,0">
+                <w:txbxContent>
+                  <w:p>
+                    <w:pPr>
+                      <w:spacing w:before="14"/>
+                      <w:ind w:left="20"/>
+                      <w:rPr>
+                        <w:sz w:val="18"/>
+                        <w:lang w:val="de-DE"/>
+                      </w:rPr>
+                    </w:pPr>
+                    <w:r>
+                      <w:rPr>
+                        <w:sz w:val="18"/>
+                        <w:lang w:val="de-DE"/>
+                      </w:rPr>
+                      <w:t xml:space="preserve">Modul KI-B4 – Von Daten und Bäumen   zuletzt aktualisiert am </w:t>
+                    </w:r>
+                    <w:r>
+                      <w:rPr>
+                        <w:sz w:val="18"/>
+                        <w:lang w:val="de-DE"/>
+                      </w:rPr>
+                      <w:t>03.07.2023</w:t>
+                    </w:r>
+                  </w:p>
+                </w:txbxContent>
+              </v:textbox>
+              <w10:wrap anchorx="page" anchory="page"/>
+            </v:shape>
+          </w:pict>
+        </mc:Fallback>
+      </mc:AlternateContent>
+    </w:r>
     <w:r>
       <w:rPr>
         <w:noProof/>
@@ -4654,7 +4882,7 @@
       <mc:AlternateContent>
         <mc:Choice Requires="wps">
           <w:drawing>
-            <wp:anchor distT="0" distB="0" distL="114300" distR="114300" simplePos="0" relativeHeight="503312696" behindDoc="0" locked="0" layoutInCell="1" allowOverlap="1" wp14:anchorId="50B88F4A" wp14:editId="337667D8">
+            <wp:anchor distT="0" distB="0" distL="114300" distR="114300" simplePos="0" relativeHeight="503312696" behindDoc="0" locked="0" layoutInCell="1" allowOverlap="1" wp14:anchorId="50B88F4A" wp14:editId="377151B2">
               <wp:simplePos x="0" y="0"/>
               <wp:positionH relativeFrom="page">
                 <wp:posOffset>962025</wp:posOffset>
@@ -4711,139 +4939,9 @@
         </mc:Choice>
         <mc:Fallback>
           <w:pict>
-            <v:line w14:anchorId="6EBB5152" id="Gerade Verbindung 7" o:spid="_x0000_s1026" style="position:absolute;z-index:503312696;visibility:visible;mso-wrap-style:square;mso-width-percent:0;mso-wrap-distance-left:9pt;mso-wrap-distance-top:0;mso-wrap-distance-right:9pt;mso-wrap-distance-bottom:0;mso-position-horizontal:absolute;mso-position-horizontal-relative:page;mso-position-vertical:absolute;mso-position-vertical-relative:text;mso-width-percent:0;mso-width-relative:margin" from="75.75pt,-10.55pt" to="517.1pt,-10.55pt" o:gfxdata="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" strokecolor="#f5a700" strokeweight="2.5pt">
+            <v:line w14:anchorId="554682E2" id="Gerade Verbindung 7" o:spid="_x0000_s1026" style="position:absolute;z-index:503312696;visibility:visible;mso-wrap-style:square;mso-width-percent:0;mso-wrap-distance-left:9pt;mso-wrap-distance-top:0;mso-wrap-distance-right:9pt;mso-wrap-distance-bottom:0;mso-position-horizontal:absolute;mso-position-horizontal-relative:page;mso-position-vertical:absolute;mso-position-vertical-relative:text;mso-width-percent:0;mso-width-relative:margin" from="75.75pt,-10.55pt" to="517.1pt,-10.55pt" o:gfxdata="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" strokecolor="#f5a700" strokeweight="2.5pt">
               <w10:wrap anchorx="page"/>
             </v:line>
-          </w:pict>
-        </mc:Fallback>
-      </mc:AlternateContent>
-    </w:r>
-    <w:r>
-      <w:rPr>
-        <w:noProof/>
-      </w:rPr>
-      <mc:AlternateContent>
-        <mc:Choice Requires="wps">
-          <w:drawing>
-            <wp:anchor distT="0" distB="0" distL="114300" distR="114300" simplePos="0" relativeHeight="503310624" behindDoc="1" locked="0" layoutInCell="1" allowOverlap="1" wp14:anchorId="06817E0C" wp14:editId="05DC1DA3">
-              <wp:simplePos x="0" y="0"/>
-              <wp:positionH relativeFrom="page">
-                <wp:posOffset>970280</wp:posOffset>
-              </wp:positionH>
-              <wp:positionV relativeFrom="page">
-                <wp:posOffset>10371455</wp:posOffset>
-              </wp:positionV>
-              <wp:extent cx="3682365" cy="153670"/>
-              <wp:effectExtent l="0" t="0" r="0" b="0"/>
-              <wp:wrapNone/>
-              <wp:docPr id="4" name="Text Box 2"/>
-              <wp:cNvGraphicFramePr>
-                <a:graphicFrameLocks xmlns:a="http://schemas.openxmlformats.org/drawingml/2006/main"/>
-              </wp:cNvGraphicFramePr>
-              <a:graphic xmlns:a="http://schemas.openxmlformats.org/drawingml/2006/main">
-                <a:graphicData uri="http://schemas.microsoft.com/office/word/2010/wordprocessingShape">
-                  <wps:wsp>
-                    <wps:cNvSpPr txBox="1">
-                      <a:spLocks noChangeArrowheads="1"/>
-                    </wps:cNvSpPr>
-                    <wps:spPr bwMode="auto">
-                      <a:xfrm>
-                        <a:off x="0" y="0"/>
-                        <a:ext cx="3682365" cy="153670"/>
-                      </a:xfrm>
-                      <a:prstGeom prst="rect">
-                        <a:avLst/>
-                      </a:prstGeom>
-                      <a:noFill/>
-                      <a:ln>
-                        <a:noFill/>
-                      </a:ln>
-                      <a:extLst>
-                        <a:ext uri="{909E8E84-426E-40DD-AFC4-6F175D3DCCD1}">
-                          <a14:hiddenFill xmlns:a14="http://schemas.microsoft.com/office/drawing/2010/main">
-                            <a:solidFill>
-                              <a:srgbClr val="FFFFFF"/>
-                            </a:solidFill>
-                          </a14:hiddenFill>
-                        </a:ext>
-                        <a:ext uri="{91240B29-F687-4F45-9708-019B960494DF}">
-                          <a14:hiddenLine xmlns:a14="http://schemas.microsoft.com/office/drawing/2010/main" w="9525">
-                            <a:solidFill>
-                              <a:srgbClr val="000000"/>
-                            </a:solidFill>
-                            <a:miter lim="800000"/>
-                            <a:headEnd/>
-                            <a:tailEnd/>
-                          </a14:hiddenLine>
-                        </a:ext>
-                      </a:extLst>
-                    </wps:spPr>
-                    <wps:txbx>
-                      <w:txbxContent>
-                        <w:p>
-                          <w:pPr>
-                            <w:spacing w:before="14"/>
-                            <w:ind w:left="20"/>
-                            <w:rPr>
-                              <w:sz w:val="18"/>
-                              <w:lang w:val="de-DE"/>
-                            </w:rPr>
-                          </w:pPr>
-                          <w:r>
-                            <w:rPr>
-                              <w:sz w:val="18"/>
-                              <w:lang w:val="de-DE"/>
-                            </w:rPr>
-                            <w:t>Modul KI-B4 – Von Daten und Bäumen   zuletzt aktualisiert am 30.06.21</w:t>
-                          </w:r>
-                        </w:p>
-                      </w:txbxContent>
-                    </wps:txbx>
-                    <wps:bodyPr rot="0" vert="horz" wrap="square" lIns="0" tIns="0" rIns="0" bIns="0" anchor="t" anchorCtr="0" upright="1">
-                      <a:noAutofit/>
-                    </wps:bodyPr>
-                  </wps:wsp>
-                </a:graphicData>
-              </a:graphic>
-              <wp14:sizeRelH relativeFrom="page">
-                <wp14:pctWidth>0</wp14:pctWidth>
-              </wp14:sizeRelH>
-              <wp14:sizeRelV relativeFrom="page">
-                <wp14:pctHeight>0</wp14:pctHeight>
-              </wp14:sizeRelV>
-            </wp:anchor>
-          </w:drawing>
-        </mc:Choice>
-        <mc:Fallback>
-          <w:pict>
-            <v:shapetype w14:anchorId="06817E0C" id="_x0000_t202" coordsize="21600,21600" o:spt="202" path="m,l,21600r21600,l21600,xe">
-              <v:stroke joinstyle="miter"/>
-              <v:path gradientshapeok="t" o:connecttype="rect"/>
-            </v:shapetype>
-            <v:shape id="Text Box 2" o:spid="_x0000_s1031" type="#_x0000_t202" style="position:absolute;margin-left:76.4pt;margin-top:816.65pt;width:289.95pt;height:12.1pt;z-index:-5856;visibility:visible;mso-wrap-style:square;mso-width-percent:0;mso-height-percent:0;mso-wrap-distance-left:9pt;mso-wrap-distance-top:0;mso-wrap-distance-right:9pt;mso-wrap-distance-bottom:0;mso-position-horizontal:absolute;mso-position-horizontal-relative:page;mso-position-vertical:absolute;mso-position-vertical-relative:page;mso-width-percent:0;mso-height-percent:0;mso-width-relative:page;mso-height-relative:page;v-text-anchor:top" o:gfxdata="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" filled="f" stroked="f">
-              <v:textbox inset="0,0,0,0">
-                <w:txbxContent>
-                  <w:p>
-                    <w:pPr>
-                      <w:spacing w:before="14"/>
-                      <w:ind w:left="20"/>
-                      <w:rPr>
-                        <w:sz w:val="18"/>
-                        <w:lang w:val="de-DE"/>
-                      </w:rPr>
-                    </w:pPr>
-                    <w:r>
-                      <w:rPr>
-                        <w:sz w:val="18"/>
-                        <w:lang w:val="de-DE"/>
-                      </w:rPr>
-                      <w:t>Modul KI-B4 – Von Daten und Bäumen   zuletzt aktualisiert am 30.06.21</w:t>
-                    </w:r>
-                  </w:p>
-                </w:txbxContent>
-              </v:textbox>
-              <w10:wrap anchorx="page" anchory="page"/>
-            </v:shape>
           </w:pict>
         </mc:Fallback>
       </mc:AlternateContent>
@@ -5038,16 +5136,6 @@
 </w:ftr>
 </file>
 
-<file path=word/footer3.xml><?xml version="1.0" encoding="utf-8"?>
-<w:ftr xmlns:wpc="http://schemas.microsoft.com/office/word/2010/wordprocessingCanvas" xmlns:cx="http://schemas.microsoft.com/office/drawing/2014/chartex" xmlns:cx1="http://schemas.microsoft.com/office/drawing/2015/9/8/chartex" xmlns:cx2="http://schemas.microsoft.com/office/drawing/2015/10/21/chartex" xmlns:cx3="http://schemas.microsoft.com/office/drawing/2016/5/9/chartex" xmlns:cx4="http://schemas.microsoft.com/office/drawing/2016/5/10/chartex" xmlns:cx5="http://schemas.microsoft.com/office/drawing/2016/5/11/chartex" xmlns:cx6="http://schemas.microsoft.com/office/drawing/2016/5/12/chartex" xmlns:cx7="http://schemas.microsoft.com/office/drawing/2016/5/13/chartex" xmlns:cx8="http://schemas.microsoft.com/office/drawing/2016/5/14/chartex" xmlns:mc="http://schemas.openxmlformats.org/markup-compatibility/2006" xmlns:aink="http://schemas.microsoft.com/office/drawing/2016/ink" xmlns:am3d="http://schemas.microsoft.com/office/drawing/2017/model3d" xmlns:o="urn:schemas-microsoft-com:office:office" xmlns:oel="http://schemas.microsoft.com/office/2019/extlst" xmlns:r="http://schemas.openxmlformats.org/officeDocument/2006/relationships" xmlns:m="http://schemas.openxmlformats.org/officeDocument/2006/math" xmlns:v="urn:schemas-microsoft-com:vml" xmlns:wp14="http://schemas.microsoft.com/office/word/2010/wordprocessingDrawing" xmlns:wp="http://schemas.openxmlformats.org/drawingml/2006/wordprocessingDrawing" xmlns:w10="urn:schemas-microsoft-com:office:word" xmlns:w="http://schemas.openxmlformats.org/wordprocessingml/2006/main" xmlns:w14="http://schemas.microsoft.com/office/word/2010/wordml" xmlns:w15="http://schemas.microsoft.com/office/word/2012/wordml" xmlns:w16cex="http://schemas.microsoft.com/office/word/2018/wordml/cex" xmlns:w16cid="http://schemas.microsoft.com/office/word/2016/wordml/cid" xmlns:w16="http://schemas.microsoft.com/office/word/2018/wordml" xmlns:w16sdtdh="http://schemas.microsoft.com/office/word/2020/wordml/sdtdatahash" xmlns:w16se="http://schemas.microsoft.com/office/word/2015/wordml/symex" xmlns:wpg="http://schemas.microsoft.com/office/word/2010/wordprocessingGroup" xmlns:wpi="http://schemas.microsoft.com/office/word/2010/wordprocessingInk" xmlns:wne="http://schemas.microsoft.com/office/word/2006/wordml" xmlns:wps="http://schemas.microsoft.com/office/word/2010/wordprocessingShape" mc:Ignorable="w14 w15 w16se w16cid w16 w16cex w16sdtdh wp14">
-  <w:p>
-    <w:pPr>
-      <w:pStyle w:val="Fuzeile"/>
-    </w:pPr>
-  </w:p>
-</w:ftr>
-</file>
-
 <file path=word/footnotes.xml><?xml version="1.0" encoding="utf-8"?>
 <w:footnotes xmlns:wpc="http://schemas.microsoft.com/office/word/2010/wordprocessingCanvas" xmlns:cx="http://schemas.microsoft.com/office/drawing/2014/chartex" xmlns:cx1="http://schemas.microsoft.com/office/drawing/2015/9/8/chartex" xmlns:cx2="http://schemas.microsoft.com/office/drawing/2015/10/21/chartex" xmlns:cx3="http://schemas.microsoft.com/office/drawing/2016/5/9/chartex" xmlns:cx4="http://schemas.microsoft.com/office/drawing/2016/5/10/chartex" xmlns:cx5="http://schemas.microsoft.com/office/drawing/2016/5/11/chartex" xmlns:cx6="http://schemas.microsoft.com/office/drawing/2016/5/12/chartex" xmlns:cx7="http://schemas.microsoft.com/office/drawing/2016/5/13/chartex" xmlns:cx8="http://schemas.microsoft.com/office/drawing/2016/5/14/chartex" xmlns:mc="http://schemas.openxmlformats.org/markup-compatibility/2006" xmlns:aink="http://schemas.microsoft.com/office/drawing/2016/ink" xmlns:am3d="http://schemas.microsoft.com/office/drawing/2017/model3d" xmlns:o="urn:schemas-microsoft-com:office:office" xmlns:oel="http://schemas.microsoft.com/office/2019/extlst" xmlns:r="http://schemas.openxmlformats.org/officeDocument/2006/relationships" xmlns:m="http://schemas.openxmlformats.org/officeDocument/2006/math" xmlns:v="urn:schemas-microsoft-com:vml" xmlns:wp14="http://schemas.microsoft.com/office/word/2010/wordprocessingDrawing" xmlns:wp="http://schemas.openxmlformats.org/drawingml/2006/wordprocessingDrawing" xmlns:w10="urn:schemas-microsoft-com:office:word" xmlns:w="http://schemas.openxmlformats.org/wordprocessingml/2006/main" xmlns:w14="http://schemas.microsoft.com/office/word/2010/wordml" xmlns:w15="http://schemas.microsoft.com/office/word/2012/wordml" xmlns:w16cex="http://schemas.microsoft.com/office/word/2018/wordml/cex" xmlns:w16cid="http://schemas.microsoft.com/office/word/2016/wordml/cid" xmlns:w16="http://schemas.microsoft.com/office/word/2018/wordml" xmlns:w16sdtdh="http://schemas.microsoft.com/office/word/2020/wordml/sdtdatahash" xmlns:w16se="http://schemas.microsoft.com/office/word/2015/wordml/symex" xmlns:wpg="http://schemas.microsoft.com/office/word/2010/wordprocessingGroup" xmlns:wpi="http://schemas.microsoft.com/office/word/2010/wordprocessingInk" xmlns:wne="http://schemas.microsoft.com/office/word/2006/wordml" xmlns:wps="http://schemas.microsoft.com/office/word/2010/wordprocessingShape" mc:Ignorable="w14 w15 w16se w16cid w16 w16cex w16sdtdh wp14">
   <w:footnote w:type="separator" w:id="-1">
@@ -5068,16 +5156,6 @@
 </file>
 
 <file path=word/header1.xml><?xml version="1.0" encoding="utf-8"?>
-<w:hdr xmlns:wpc="http://schemas.microsoft.com/office/word/2010/wordprocessingCanvas" xmlns:cx="http://schemas.microsoft.com/office/drawing/2014/chartex" xmlns:cx1="http://schemas.microsoft.com/office/drawing/2015/9/8/chartex" xmlns:cx2="http://schemas.microsoft.com/office/drawing/2015/10/21/chartex" xmlns:cx3="http://schemas.microsoft.com/office/drawing/2016/5/9/chartex" xmlns:cx4="http://schemas.microsoft.com/office/drawing/2016/5/10/chartex" xmlns:cx5="http://schemas.microsoft.com/office/drawing/2016/5/11/chartex" xmlns:cx6="http://schemas.microsoft.com/office/drawing/2016/5/12/chartex" xmlns:cx7="http://schemas.microsoft.com/office/drawing/2016/5/13/chartex" xmlns:cx8="http://schemas.microsoft.com/office/drawing/2016/5/14/chartex" xmlns:mc="http://schemas.openxmlformats.org/markup-compatibility/2006" xmlns:aink="http://schemas.microsoft.com/office/drawing/2016/ink" xmlns:am3d="http://schemas.microsoft.com/office/drawing/2017/model3d" xmlns:o="urn:schemas-microsoft-com:office:office" xmlns:oel="http://schemas.microsoft.com/office/2019/extlst" xmlns:r="http://schemas.openxmlformats.org/officeDocument/2006/relationships" xmlns:m="http://schemas.openxmlformats.org/officeDocument/2006/math" xmlns:v="urn:schemas-microsoft-com:vml" xmlns:wp14="http://schemas.microsoft.com/office/word/2010/wordprocessingDrawing" xmlns:wp="http://schemas.openxmlformats.org/drawingml/2006/wordprocessingDrawing" xmlns:w10="urn:schemas-microsoft-com:office:word" xmlns:w="http://schemas.openxmlformats.org/wordprocessingml/2006/main" xmlns:w14="http://schemas.microsoft.com/office/word/2010/wordml" xmlns:w15="http://schemas.microsoft.com/office/word/2012/wordml" xmlns:w16cex="http://schemas.microsoft.com/office/word/2018/wordml/cex" xmlns:w16cid="http://schemas.microsoft.com/office/word/2016/wordml/cid" xmlns:w16="http://schemas.microsoft.com/office/word/2018/wordml" xmlns:w16sdtdh="http://schemas.microsoft.com/office/word/2020/wordml/sdtdatahash" xmlns:w16se="http://schemas.microsoft.com/office/word/2015/wordml/symex" xmlns:wpg="http://schemas.microsoft.com/office/word/2010/wordprocessingGroup" xmlns:wpi="http://schemas.microsoft.com/office/word/2010/wordprocessingInk" xmlns:wne="http://schemas.microsoft.com/office/word/2006/wordml" xmlns:wps="http://schemas.microsoft.com/office/word/2010/wordprocessingShape" mc:Ignorable="w14 w15 w16se w16cid w16 w16cex w16sdtdh wp14">
-  <w:p>
-    <w:pPr>
-      <w:pStyle w:val="Kopfzeile"/>
-    </w:pPr>
-  </w:p>
-</w:hdr>
-</file>
-
-<file path=word/header2.xml><?xml version="1.0" encoding="utf-8"?>
 <w:hdr xmlns:wpc="http://schemas.microsoft.com/office/word/2010/wordprocessingCanvas" xmlns:cx="http://schemas.microsoft.com/office/drawing/2014/chartex" xmlns:cx1="http://schemas.microsoft.com/office/drawing/2015/9/8/chartex" xmlns:cx2="http://schemas.microsoft.com/office/drawing/2015/10/21/chartex" xmlns:cx3="http://schemas.microsoft.com/office/drawing/2016/5/9/chartex" xmlns:cx4="http://schemas.microsoft.com/office/drawing/2016/5/10/chartex" xmlns:cx5="http://schemas.microsoft.com/office/drawing/2016/5/11/chartex" xmlns:cx6="http://schemas.microsoft.com/office/drawing/2016/5/12/chartex" xmlns:cx7="http://schemas.microsoft.com/office/drawing/2016/5/13/chartex" xmlns:cx8="http://schemas.microsoft.com/office/drawing/2016/5/14/chartex" xmlns:mc="http://schemas.openxmlformats.org/markup-compatibility/2006" xmlns:aink="http://schemas.microsoft.com/office/drawing/2016/ink" xmlns:am3d="http://schemas.microsoft.com/office/drawing/2017/model3d" xmlns:o="urn:schemas-microsoft-com:office:office" xmlns:oel="http://schemas.microsoft.com/office/2019/extlst" xmlns:r="http://schemas.openxmlformats.org/officeDocument/2006/relationships" xmlns:m="http://schemas.openxmlformats.org/officeDocument/2006/math" xmlns:v="urn:schemas-microsoft-com:vml" xmlns:wp14="http://schemas.microsoft.com/office/word/2010/wordprocessingDrawing" xmlns:wp="http://schemas.openxmlformats.org/drawingml/2006/wordprocessingDrawing" xmlns:w10="urn:schemas-microsoft-com:office:word" xmlns:w="http://schemas.openxmlformats.org/wordprocessingml/2006/main" xmlns:w14="http://schemas.microsoft.com/office/word/2010/wordml" xmlns:w15="http://schemas.microsoft.com/office/word/2012/wordml" xmlns:w16cex="http://schemas.microsoft.com/office/word/2018/wordml/cex" xmlns:w16cid="http://schemas.microsoft.com/office/word/2016/wordml/cid" xmlns:w16="http://schemas.microsoft.com/office/word/2018/wordml" xmlns:w16sdtdh="http://schemas.microsoft.com/office/word/2020/wordml/sdtdatahash" xmlns:w16se="http://schemas.microsoft.com/office/word/2015/wordml/symex" xmlns:wpg="http://schemas.microsoft.com/office/word/2010/wordprocessingGroup" xmlns:wpi="http://schemas.microsoft.com/office/word/2010/wordprocessingInk" xmlns:wne="http://schemas.microsoft.com/office/word/2006/wordml" xmlns:wps="http://schemas.microsoft.com/office/word/2010/wordprocessingShape" mc:Ignorable="w14 w15 w16se w16cid w16 w16cex w16sdtdh wp14">
   <w:p>
     <w:pPr>
@@ -5218,16 +5296,6 @@
 </w:hdr>
 </file>
 
-<file path=word/header3.xml><?xml version="1.0" encoding="utf-8"?>
-<w:hdr xmlns:wpc="http://schemas.microsoft.com/office/word/2010/wordprocessingCanvas" xmlns:cx="http://schemas.microsoft.com/office/drawing/2014/chartex" xmlns:cx1="http://schemas.microsoft.com/office/drawing/2015/9/8/chartex" xmlns:cx2="http://schemas.microsoft.com/office/drawing/2015/10/21/chartex" xmlns:cx3="http://schemas.microsoft.com/office/drawing/2016/5/9/chartex" xmlns:cx4="http://schemas.microsoft.com/office/drawing/2016/5/10/chartex" xmlns:cx5="http://schemas.microsoft.com/office/drawing/2016/5/11/chartex" xmlns:cx6="http://schemas.microsoft.com/office/drawing/2016/5/12/chartex" xmlns:cx7="http://schemas.microsoft.com/office/drawing/2016/5/13/chartex" xmlns:cx8="http://schemas.microsoft.com/office/drawing/2016/5/14/chartex" xmlns:mc="http://schemas.openxmlformats.org/markup-compatibility/2006" xmlns:aink="http://schemas.microsoft.com/office/drawing/2016/ink" xmlns:am3d="http://schemas.microsoft.com/office/drawing/2017/model3d" xmlns:o="urn:schemas-microsoft-com:office:office" xmlns:oel="http://schemas.microsoft.com/office/2019/extlst" xmlns:r="http://schemas.openxmlformats.org/officeDocument/2006/relationships" xmlns:m="http://schemas.openxmlformats.org/officeDocument/2006/math" xmlns:v="urn:schemas-microsoft-com:vml" xmlns:wp14="http://schemas.microsoft.com/office/word/2010/wordprocessingDrawing" xmlns:wp="http://schemas.openxmlformats.org/drawingml/2006/wordprocessingDrawing" xmlns:w10="urn:schemas-microsoft-com:office:word" xmlns:w="http://schemas.openxmlformats.org/wordprocessingml/2006/main" xmlns:w14="http://schemas.microsoft.com/office/word/2010/wordml" xmlns:w15="http://schemas.microsoft.com/office/word/2012/wordml" xmlns:w16cex="http://schemas.microsoft.com/office/word/2018/wordml/cex" xmlns:w16cid="http://schemas.microsoft.com/office/word/2016/wordml/cid" xmlns:w16="http://schemas.microsoft.com/office/word/2018/wordml" xmlns:w16sdtdh="http://schemas.microsoft.com/office/word/2020/wordml/sdtdatahash" xmlns:w16se="http://schemas.microsoft.com/office/word/2015/wordml/symex" xmlns:wpg="http://schemas.microsoft.com/office/word/2010/wordprocessingGroup" xmlns:wpi="http://schemas.microsoft.com/office/word/2010/wordprocessingInk" xmlns:wne="http://schemas.microsoft.com/office/word/2006/wordml" xmlns:wps="http://schemas.microsoft.com/office/word/2010/wordprocessingShape" mc:Ignorable="w14 w15 w16se w16cid w16 w16cex w16sdtdh wp14">
-  <w:p>
-    <w:pPr>
-      <w:pStyle w:val="Kopfzeile"/>
-    </w:pPr>
-  </w:p>
-</w:hdr>
-</file>
-
 <file path=word/numbering.xml><?xml version="1.0" encoding="utf-8"?>
 <w:numbering xmlns:wpc="http://schemas.microsoft.com/office/word/2010/wordprocessingCanvas" xmlns:cx="http://schemas.microsoft.com/office/drawing/2014/chartex" xmlns:cx1="http://schemas.microsoft.com/office/drawing/2015/9/8/chartex" xmlns:cx2="http://schemas.microsoft.com/office/drawing/2015/10/21/chartex" xmlns:cx3="http://schemas.microsoft.com/office/drawing/2016/5/9/chartex" xmlns:cx4="http://schemas.microsoft.com/office/drawing/2016/5/10/chartex" xmlns:cx5="http://schemas.microsoft.com/office/drawing/2016/5/11/chartex" xmlns:cx6="http://schemas.microsoft.com/office/drawing/2016/5/12/chartex" xmlns:cx7="http://schemas.microsoft.com/office/drawing/2016/5/13/chartex" xmlns:cx8="http://schemas.microsoft.com/office/drawing/2016/5/14/chartex" xmlns:mc="http://schemas.openxmlformats.org/markup-compatibility/2006" xmlns:aink="http://schemas.microsoft.com/office/drawing/2016/ink" xmlns:am3d="http://schemas.microsoft.com/office/drawing/2017/model3d" xmlns:o="urn:schemas-microsoft-com:office:office" xmlns:oel="http://schemas.microsoft.com/office/2019/extlst" xmlns:r="http://schemas.openxmlformats.org/officeDocument/2006/relationships" xmlns:m="http://schemas.openxmlformats.org/officeDocument/2006/math" xmlns:v="urn:schemas-microsoft-com:vml" xmlns:wp14="http://schemas.microsoft.com/office/word/2010/wordprocessingDrawing" xmlns:wp="http://schemas.openxmlformats.org/drawingml/2006/wordprocessingDrawing" xmlns:w10="urn:schemas-microsoft-com:office:word" xmlns:w="http://schemas.openxmlformats.org/wordprocessingml/2006/main" xmlns:w14="http://schemas.microsoft.com/office/word/2010/wordml" xmlns:w15="http://schemas.microsoft.com/office/word/2012/wordml" xmlns:w16cex="http://schemas.microsoft.com/office/word/2018/wordml/cex" xmlns:w16cid="http://schemas.microsoft.com/office/word/2016/wordml/cid" xmlns:w16="http://schemas.microsoft.com/office/word/2018/wordml" xmlns:w16sdtdh="http://schemas.microsoft.com/office/word/2020/wordml/sdtdatahash" xmlns:w16se="http://schemas.microsoft.com/office/word/2015/wordml/symex" xmlns:wpg="http://schemas.microsoft.com/office/word/2010/wordprocessingGroup" xmlns:wpi="http://schemas.microsoft.com/office/word/2010/wordprocessingInk" xmlns:wne="http://schemas.microsoft.com/office/word/2006/wordml" xmlns:wps="http://schemas.microsoft.com/office/word/2010/wordprocessingShape" mc:Ignorable="w14 w15 w16se w16cid w16 w16cex w16sdtdh wp14">
   <w:abstractNum w:abstractNumId="0" w15:restartNumberingAfterBreak="0">
@@ -5807,8 +5875,8 @@
 
 <file path=word/people.xml><?xml version="1.0" encoding="utf-8"?>
 <w15:people xmlns:wpc="http://schemas.microsoft.com/office/word/2010/wordprocessingCanvas" xmlns:cx="http://schemas.microsoft.com/office/drawing/2014/chartex" xmlns:cx1="http://schemas.microsoft.com/office/drawing/2015/9/8/chartex" xmlns:cx2="http://schemas.microsoft.com/office/drawing/2015/10/21/chartex" xmlns:cx3="http://schemas.microsoft.com/office/drawing/2016/5/9/chartex" xmlns:cx4="http://schemas.microsoft.com/office/drawing/2016/5/10/chartex" xmlns:cx5="http://schemas.microsoft.com/office/drawing/2016/5/11/chartex" xmlns:cx6="http://schemas.microsoft.com/office/drawing/2016/5/12/chartex" xmlns:cx7="http://schemas.microsoft.com/office/drawing/2016/5/13/chartex" xmlns:cx8="http://schemas.microsoft.com/office/drawing/2016/5/14/chartex" xmlns:mc="http://schemas.openxmlformats.org/markup-compatibility/2006" xmlns:aink="http://schemas.microsoft.com/office/drawing/2016/ink" xmlns:am3d="http://schemas.microsoft.com/office/drawing/2017/model3d" xmlns:o="urn:schemas-microsoft-com:office:office" xmlns:oel="http://schemas.microsoft.com/office/2019/extlst" xmlns:r="http://schemas.openxmlformats.org/officeDocument/2006/relationships" xmlns:m="http://schemas.openxmlformats.org/officeDocument/2006/math" xmlns:v="urn:schemas-microsoft-com:vml" xmlns:wp14="http://schemas.microsoft.com/office/word/2010/wordprocessingDrawing" xmlns:wp="http://schemas.openxmlformats.org/drawingml/2006/wordprocessingDrawing" xmlns:w10="urn:schemas-microsoft-com:office:word" xmlns:w="http://schemas.openxmlformats.org/wordprocessingml/2006/main" xmlns:w14="http://schemas.microsoft.com/office/word/2010/wordml" xmlns:w15="http://schemas.microsoft.com/office/word/2012/wordml" xmlns:w16cex="http://schemas.microsoft.com/office/word/2018/wordml/cex" xmlns:w16cid="http://schemas.microsoft.com/office/word/2016/wordml/cid" xmlns:w16="http://schemas.microsoft.com/office/word/2018/wordml" xmlns:w16sdtdh="http://schemas.microsoft.com/office/word/2020/wordml/sdtdatahash" xmlns:w16se="http://schemas.microsoft.com/office/word/2015/wordml/symex" xmlns:wpg="http://schemas.microsoft.com/office/word/2010/wordprocessingGroup" xmlns:wpi="http://schemas.microsoft.com/office/word/2010/wordprocessingInk" xmlns:wne="http://schemas.microsoft.com/office/word/2006/wordml" xmlns:wps="http://schemas.microsoft.com/office/word/2010/wordprocessingShape" mc:Ignorable="w14 w15 w16se w16cid w16 w16cex w16sdtdh wp14">
-  <w15:person w15:author="Imke Endjer">
-    <w15:presenceInfo w15:providerId="AD" w15:userId="S::imke.endjer@uni-oldenburg.de::1afa6594-d4a8-48a2-b73b-6dd640e31d31"/>
+  <w15:person w15:author="Müller, Maximilian | Wissensfabrik">
+    <w15:presenceInfo w15:providerId="AD" w15:userId="S::Maximilian.Mueller@wissensfabrik.de::fd810f2c-6434-45ec-b130-b89fd500a626"/>
   </w15:person>
 </w15:people>
 </file>
@@ -6393,6 +6461,71 @@
       <w:rFonts w:ascii="Arial" w:eastAsia="Arial" w:hAnsi="Arial" w:cs="Arial"/>
     </w:rPr>
   </w:style>
+  <w:style w:type="character" w:styleId="Kommentarzeichen">
+    <w:name w:val="annotation reference"/>
+    <w:basedOn w:val="Absatz-Standardschriftart"/>
+    <w:uiPriority w:val="99"/>
+    <w:semiHidden/>
+    <w:unhideWhenUsed/>
+    <w:rsid w:val="00440151"/>
+    <w:rPr>
+      <w:sz w:val="16"/>
+      <w:szCs w:val="16"/>
+    </w:rPr>
+  </w:style>
+  <w:style w:type="paragraph" w:styleId="Kommentartext">
+    <w:name w:val="annotation text"/>
+    <w:basedOn w:val="Standard"/>
+    <w:link w:val="KommentartextZchn"/>
+    <w:uiPriority w:val="99"/>
+    <w:unhideWhenUsed/>
+    <w:rsid w:val="00440151"/>
+    <w:rPr>
+      <w:sz w:val="20"/>
+      <w:szCs w:val="20"/>
+    </w:rPr>
+  </w:style>
+  <w:style w:type="character" w:customStyle="1" w:styleId="KommentartextZchn">
+    <w:name w:val="Kommentartext Zchn"/>
+    <w:basedOn w:val="Absatz-Standardschriftart"/>
+    <w:link w:val="Kommentartext"/>
+    <w:uiPriority w:val="99"/>
+    <w:rsid w:val="00440151"/>
+    <w:rPr>
+      <w:rFonts w:ascii="Arial" w:eastAsia="Arial" w:hAnsi="Arial" w:cs="Arial"/>
+      <w:sz w:val="20"/>
+      <w:szCs w:val="20"/>
+    </w:rPr>
+  </w:style>
+  <w:style w:type="paragraph" w:styleId="Kommentarthema">
+    <w:name w:val="annotation subject"/>
+    <w:basedOn w:val="Kommentartext"/>
+    <w:next w:val="Kommentartext"/>
+    <w:link w:val="KommentarthemaZchn"/>
+    <w:uiPriority w:val="99"/>
+    <w:semiHidden/>
+    <w:unhideWhenUsed/>
+    <w:rsid w:val="00440151"/>
+    <w:rPr>
+      <w:b/>
+      <w:bCs/>
+    </w:rPr>
+  </w:style>
+  <w:style w:type="character" w:customStyle="1" w:styleId="KommentarthemaZchn">
+    <w:name w:val="Kommentarthema Zchn"/>
+    <w:basedOn w:val="KommentartextZchn"/>
+    <w:link w:val="Kommentarthema"/>
+    <w:uiPriority w:val="99"/>
+    <w:semiHidden/>
+    <w:rsid w:val="00440151"/>
+    <w:rPr>
+      <w:rFonts w:ascii="Arial" w:eastAsia="Arial" w:hAnsi="Arial" w:cs="Arial"/>
+      <w:b/>
+      <w:bCs/>
+      <w:sz w:val="20"/>
+      <w:szCs w:val="20"/>
+    </w:rPr>
+  </w:style>
 </w:styles>
 </file>
 
